--- a/Launcher/Templates/F_ТИПОВИЙ ДОГОВІР БУДИНКИ КУЛЬТУРИ ГО УААСП.docx
+++ b/Launcher/Templates/F_ТИПОВИЙ ДОГОВІР БУДИНКИ КУЛЬТУРИ ГО УААСП.docx
@@ -1,6 +1,6 @@
 
 <file path=word/document.xml><?xml version="1.0" encoding="utf-8"?>
-<w:document xmlns:wpc="http://schemas.microsoft.com/office/word/2010/wordprocessingCanvas" xmlns:cx="http://schemas.microsoft.com/office/drawing/2014/chartex" xmlns:cx1="http://schemas.microsoft.com/office/drawing/2015/9/8/chartex" xmlns:cx2="http://schemas.microsoft.com/office/drawing/2015/10/21/chartex" xmlns:cx3="http://schemas.microsoft.com/office/drawing/2016/5/9/chartex" xmlns:cx4="http://schemas.microsoft.com/office/drawing/2016/5/10/chartex" xmlns:cx5="http://schemas.microsoft.com/office/drawing/2016/5/11/chartex" xmlns:cx6="http://schemas.microsoft.com/office/drawing/2016/5/12/chartex" xmlns:cx7="http://schemas.microsoft.com/office/drawing/2016/5/13/chartex" xmlns:cx8="http://schemas.microsoft.com/office/drawing/2016/5/14/chartex" xmlns:mc="http://schemas.openxmlformats.org/markup-compatibility/2006" xmlns:aink="http://schemas.microsoft.com/office/drawing/2016/ink" xmlns:am3d="http://schemas.microsoft.com/office/drawing/2017/model3d" xmlns:o="urn:schemas-microsoft-com:office:office" xmlns:r="http://schemas.openxmlformats.org/officeDocument/2006/relationships" xmlns:m="http://schemas.openxmlformats.org/officeDocument/2006/math" xmlns:v="urn:schemas-microsoft-com:vml" xmlns:wp14="http://schemas.microsoft.com/office/word/2010/wordprocessingDrawing" xmlns:wp="http://schemas.openxmlformats.org/drawingml/2006/wordprocessingDrawing" xmlns:w10="urn:schemas-microsoft-com:office:word" xmlns:w="http://schemas.openxmlformats.org/wordprocessingml/2006/main" xmlns:w14="http://schemas.microsoft.com/office/word/2010/wordml" xmlns:w15="http://schemas.microsoft.com/office/word/2012/wordml" xmlns:w16cid="http://schemas.microsoft.com/office/word/2016/wordml/cid" xmlns:w16se="http://schemas.microsoft.com/office/word/2015/wordml/symex" xmlns:wpg="http://schemas.microsoft.com/office/word/2010/wordprocessingGroup" xmlns:wpi="http://schemas.microsoft.com/office/word/2010/wordprocessingInk" xmlns:wne="http://schemas.microsoft.com/office/word/2006/wordml" xmlns:wps="http://schemas.microsoft.com/office/word/2010/wordprocessingShape" mc:Ignorable="w14 w15 w16se w16cid wp14">
+<w:document xmlns:wpc="http://schemas.microsoft.com/office/word/2010/wordprocessingCanvas" xmlns:mc="http://schemas.openxmlformats.org/markup-compatibility/2006" xmlns:o="urn:schemas-microsoft-com:office:office" xmlns:r="http://schemas.openxmlformats.org/officeDocument/2006/relationships" xmlns:m="http://schemas.openxmlformats.org/officeDocument/2006/math" xmlns:v="urn:schemas-microsoft-com:vml" xmlns:wp14="http://schemas.microsoft.com/office/word/2010/wordprocessingDrawing" xmlns:wp="http://schemas.openxmlformats.org/drawingml/2006/wordprocessingDrawing" xmlns:w10="urn:schemas-microsoft-com:office:word" xmlns:w="http://schemas.openxmlformats.org/wordprocessingml/2006/main" xmlns:w14="http://schemas.microsoft.com/office/word/2010/wordml" xmlns:w15="http://schemas.microsoft.com/office/word/2012/wordml" xmlns:wpg="http://schemas.microsoft.com/office/word/2010/wordprocessingGroup" xmlns:wpi="http://schemas.microsoft.com/office/word/2010/wordprocessingInk" xmlns:wne="http://schemas.microsoft.com/office/word/2006/wordml" xmlns:wps="http://schemas.microsoft.com/office/word/2010/wordprocessingShape" mc:Ignorable="w14 w15 wp14">
   <w:body>
     <w:p>
       <w:pPr>
@@ -226,7 +226,7 @@
         <w:sdtContent>
           <w:r>
             <w:rPr>
-              <w:rStyle w:val="af3"/>
+              <w:rStyle w:val="af2"/>
             </w:rPr>
             <w:t>Место для ввода текста.</w:t>
           </w:r>
@@ -319,7 +319,7 @@
         <w:sdtContent>
           <w:r>
             <w:rPr>
-              <w:rStyle w:val="af3"/>
+              <w:rStyle w:val="af2"/>
               <w:lang w:val="uk-UA"/>
             </w:rPr>
             <w:t>Место для ввода текста.</w:t>
@@ -482,7 +482,7 @@
         <w:sdtContent>
           <w:r>
             <w:rPr>
-              <w:rStyle w:val="af3"/>
+              <w:rStyle w:val="af2"/>
               <w:lang w:val="uk-UA"/>
             </w:rPr>
             <w:t>Место для ввода текста.</w:t>
@@ -518,7 +518,7 @@
         <w:sdtContent>
           <w:r>
             <w:rPr>
-              <w:rStyle w:val="af3"/>
+              <w:rStyle w:val="af2"/>
               <w:lang w:val="uk-UA"/>
             </w:rPr>
             <w:t>Место для ввода текста.</w:t>
@@ -577,7 +577,7 @@
         <w:sdtContent>
           <w:r>
             <w:rPr>
-              <w:rStyle w:val="af3"/>
+              <w:rStyle w:val="af2"/>
               <w:lang w:val="uk-UA"/>
             </w:rPr>
             <w:t>Место для ввода текста.</w:t>
@@ -614,7 +614,7 @@
         <w:sdtContent>
           <w:r>
             <w:rPr>
-              <w:rStyle w:val="af3"/>
+              <w:rStyle w:val="af2"/>
               <w:rFonts w:eastAsia="Calibri"/>
               <w:b w:val="0"/>
               <w:lang w:val="uk-UA"/>
@@ -653,7 +653,7 @@
         <w:sdtContent>
           <w:r>
             <w:rPr>
-              <w:rStyle w:val="af3"/>
+              <w:rStyle w:val="af2"/>
               <w:lang w:val="uk-UA"/>
             </w:rPr>
             <w:t>Место для ввода текста.</w:t>
@@ -690,7 +690,7 @@
         <w:sdtContent>
           <w:r>
             <w:rPr>
-              <w:rStyle w:val="af3"/>
+              <w:rStyle w:val="af2"/>
               <w:rFonts w:eastAsia="Calibri"/>
               <w:b w:val="0"/>
               <w:lang w:val="uk-UA"/>
@@ -1054,7 +1054,7 @@
       <w:hyperlink r:id="rId8" w:history="1">
         <w:r>
           <w:rPr>
-            <w:rStyle w:val="ab"/>
+            <w:rStyle w:val="aa"/>
             <w:b w:val="0"/>
             <w:sz w:val="20"/>
             <w:szCs w:val="20"/>
@@ -1590,8 +1590,6 @@
             </w:rPr>
           </w:pPr>
         </w:p>
-        <w:bookmarkStart w:id="5" w:name="_GoBack" w:displacedByCustomXml="next"/>
-        <w:bookmarkEnd w:id="5" w:displacedByCustomXml="next"/>
       </w:sdtContent>
     </w:sdt>
     <w:p>
@@ -1818,7 +1816,7 @@
         </w:rPr>
         <w:t xml:space="preserve"> становить: </w:t>
       </w:r>
-      <w:bookmarkStart w:id="6" w:name="_Hlk3207123"/>
+      <w:bookmarkStart w:id="5" w:name="_Hlk3207123"/>
       <w:sdt>
         <w:sdtPr>
           <w:rPr>
@@ -1839,7 +1837,7 @@
         <w:sdtContent>
           <w:r>
             <w:rPr>
-              <w:rStyle w:val="af3"/>
+              <w:rStyle w:val="af2"/>
               <w:lang w:val="uk-UA"/>
             </w:rPr>
             <w:t>Место для ввода текста.</w:t>
@@ -1881,7 +1879,7 @@
         <w:sdtContent>
           <w:r>
             <w:rPr>
-              <w:rStyle w:val="af3"/>
+              <w:rStyle w:val="af2"/>
               <w:lang w:val="uk-UA"/>
             </w:rPr>
             <w:t>Место для ввода текста.</w:t>
@@ -1896,7 +1894,7 @@
         </w:rPr>
         <w:t>)</w:t>
       </w:r>
-      <w:bookmarkEnd w:id="6"/>
+      <w:bookmarkEnd w:id="5"/>
       <w:r>
         <w:rPr>
           <w:rFonts w:ascii="Times New Roman" w:hAnsi="Times New Roman"/>
@@ -1977,7 +1975,7 @@
         </w:rPr>
         <w:t xml:space="preserve"> </w:t>
       </w:r>
-      <w:bookmarkStart w:id="7" w:name="_Hlk3207175"/>
+      <w:bookmarkStart w:id="6" w:name="_Hlk3207175"/>
       <w:sdt>
         <w:sdtPr>
           <w:rPr>
@@ -1998,7 +1996,7 @@
         <w:sdtContent>
           <w:r>
             <w:rPr>
-              <w:rStyle w:val="af3"/>
+              <w:rStyle w:val="af2"/>
               <w:lang w:val="uk-UA"/>
             </w:rPr>
             <w:t>Место для ввода текста.</w:t>
@@ -2040,7 +2038,7 @@
         <w:sdtContent>
           <w:r>
             <w:rPr>
-              <w:rStyle w:val="af3"/>
+              <w:rStyle w:val="af2"/>
               <w:lang w:val="uk-UA"/>
             </w:rPr>
             <w:t>Место для ввода текста.</w:t>
@@ -2094,7 +2092,7 @@
         <w:sdtContent>
           <w:r>
             <w:rPr>
-              <w:rStyle w:val="af3"/>
+              <w:rStyle w:val="af2"/>
               <w:lang w:val="uk-UA"/>
             </w:rPr>
             <w:t>Место для ввода текста.</w:t>
@@ -2114,7 +2112,7 @@
         </w:rPr>
         <w:t>коп.</w:t>
       </w:r>
-      <w:bookmarkEnd w:id="7"/>
+      <w:bookmarkEnd w:id="6"/>
       <w:r>
         <w:rPr>
           <w:lang w:val="uk-UA"/>
@@ -2138,7 +2136,7 @@
         </w:rPr>
         <w:t xml:space="preserve"> </w:t>
       </w:r>
-      <w:bookmarkStart w:id="8" w:name="_Hlk3207388"/>
+      <w:bookmarkStart w:id="7" w:name="_Hlk3207388"/>
       <w:sdt>
         <w:sdtPr>
           <w:rPr>
@@ -2159,14 +2157,14 @@
         <w:sdtContent>
           <w:r>
             <w:rPr>
-              <w:rStyle w:val="af3"/>
+              <w:rStyle w:val="af2"/>
               <w:lang w:val="uk-UA"/>
             </w:rPr>
             <w:t>Место для ввода текста.</w:t>
           </w:r>
         </w:sdtContent>
       </w:sdt>
-      <w:bookmarkEnd w:id="8"/>
+      <w:bookmarkEnd w:id="7"/>
       <w:r>
         <w:rPr>
           <w:rFonts w:ascii="Times New Roman" w:hAnsi="Times New Roman"/>
@@ -2280,8 +2278,8 @@
         </w:rPr>
         <w:t xml:space="preserve"> </w:t>
       </w:r>
-      <w:bookmarkStart w:id="9" w:name="_Hlk3207428"/>
-      <w:bookmarkStart w:id="10" w:name="_Hlk3217068"/>
+      <w:bookmarkStart w:id="8" w:name="_Hlk3207428"/>
+      <w:bookmarkStart w:id="9" w:name="_Hlk3217068"/>
       <w:sdt>
         <w:sdtPr>
           <w:rPr>
@@ -2304,22 +2302,22 @@
         <w:sdtContent>
           <w:r>
             <w:rPr>
-              <w:rStyle w:val="af3"/>
+              <w:rStyle w:val="af2"/>
             </w:rPr>
             <w:t>Место для ввода текста.</w:t>
           </w:r>
         </w:sdtContent>
       </w:sdt>
+      <w:bookmarkEnd w:id="8"/>
+      <w:r>
+        <w:rPr>
+          <w:color w:val="000000"/>
+          <w:sz w:val="20"/>
+          <w:szCs w:val="20"/>
+        </w:rPr>
+        <w:t xml:space="preserve"> </w:t>
+      </w:r>
       <w:bookmarkEnd w:id="9"/>
-      <w:r>
-        <w:rPr>
-          <w:color w:val="000000"/>
-          <w:sz w:val="20"/>
-          <w:szCs w:val="20"/>
-        </w:rPr>
-        <w:t xml:space="preserve"> </w:t>
-      </w:r>
-      <w:bookmarkEnd w:id="10"/>
       <w:r>
         <w:rPr>
           <w:sz w:val="20"/>
@@ -2365,13 +2363,34 @@
         </w:rPr>
         <w:t xml:space="preserve"> 2.6. Користувач зобов’язується вести точний облік творів та їх авторів і не пізніше 20-ого числа після закінчення кожного </w:t>
       </w:r>
-      <w:r>
-        <w:rPr>
-          <w:sz w:val="20"/>
-          <w:szCs w:val="20"/>
-        </w:rPr>
-        <w:t>місяця</w:t>
-      </w:r>
+      <w:sdt>
+        <w:sdtPr>
+          <w:rPr>
+            <w:b/>
+            <w:color w:val="000000"/>
+            <w:sz w:val="20"/>
+            <w:szCs w:val="20"/>
+          </w:rPr>
+          <w:alias w:val="rltPayPeriod2"/>
+          <w:tag w:val="rltPayPeriod2"/>
+          <w:id w:val="1543478615"/>
+          <w:placeholder>
+            <w:docPart w:val="FF0358B249E24E5A90FAA2F45559DC52"/>
+          </w:placeholder>
+          <w:showingPlcHdr/>
+          <w15:appearance w15:val="tags"/>
+          <w:text/>
+        </w:sdtPr>
+        <w:sdtEndPr/>
+        <w:sdtContent>
+          <w:r>
+            <w:rPr>
+              <w:rStyle w:val="af2"/>
+            </w:rPr>
+            <w:t>Место для ввода текста.</w:t>
+          </w:r>
+        </w:sdtContent>
+      </w:sdt>
       <w:r>
         <w:rPr>
           <w:sz w:val="20"/>
@@ -2459,6 +2478,7 @@
         </w:rPr>
         <w:t xml:space="preserve">1 до Договору та в електронному вигляді за </w:t>
       </w:r>
+      <w:proofErr w:type="spellStart"/>
       <w:r>
         <w:rPr>
           <w:sz w:val="20"/>
@@ -2471,7 +2491,15 @@
           <w:sz w:val="20"/>
           <w:szCs w:val="20"/>
         </w:rPr>
-        <w:t>ою:</w:t>
+        <w:t>ою</w:t>
+      </w:r>
+      <w:proofErr w:type="spellEnd"/>
+      <w:r>
+        <w:rPr>
+          <w:sz w:val="20"/>
+          <w:szCs w:val="20"/>
+        </w:rPr>
+        <w:t>:</w:t>
       </w:r>
       <w:r>
         <w:rPr>
@@ -2483,7 +2511,7 @@
       <w:hyperlink r:id="rId9" w:history="1">
         <w:r>
           <w:rPr>
-            <w:rStyle w:val="ab"/>
+            <w:rStyle w:val="aa"/>
             <w:sz w:val="20"/>
             <w:szCs w:val="20"/>
           </w:rPr>
@@ -2492,7 +2520,7 @@
       </w:hyperlink>
       <w:r>
         <w:rPr>
-          <w:rStyle w:val="ab"/>
+          <w:rStyle w:val="aa"/>
           <w:sz w:val="20"/>
           <w:szCs w:val="20"/>
         </w:rPr>
@@ -2712,7 +2740,7 @@
       </w:r>
       <w:r>
         <w:rPr>
-          <w:rStyle w:val="af1"/>
+          <w:rStyle w:val="af0"/>
           <w:sz w:val="20"/>
           <w:szCs w:val="20"/>
           <w:lang w:val="uk-UA"/>
@@ -3330,7 +3358,7 @@
       <w:hyperlink r:id="rId11" w:history="1">
         <w:r>
           <w:rPr>
-            <w:rStyle w:val="ab"/>
+            <w:rStyle w:val="aa"/>
             <w:sz w:val="20"/>
             <w:szCs w:val="20"/>
           </w:rPr>
@@ -4043,7 +4071,7 @@
         </w:rPr>
         <w:t xml:space="preserve">5.1. Цей Договір набирає чинності з </w:t>
       </w:r>
-      <w:bookmarkStart w:id="11" w:name="_Hlk3208475"/>
+      <w:bookmarkStart w:id="10" w:name="_Hlk3208475"/>
       <w:sdt>
         <w:sdtPr>
           <w:rPr>
@@ -4065,7 +4093,7 @@
         <w:sdtContent>
           <w:r>
             <w:rPr>
-              <w:rStyle w:val="af3"/>
+              <w:rStyle w:val="af2"/>
             </w:rPr>
             <w:t>Место для ввода текста.</w:t>
           </w:r>
@@ -4095,7 +4123,7 @@
         </w:rPr>
         <w:t xml:space="preserve"> і діє до</w:t>
       </w:r>
-      <w:bookmarkStart w:id="12" w:name="_Hlk3207534"/>
+      <w:bookmarkStart w:id="11" w:name="_Hlk3207534"/>
       <w:r>
         <w:rPr>
           <w:sz w:val="20"/>
@@ -4125,14 +4153,14 @@
         <w:sdtContent>
           <w:r>
             <w:rPr>
-              <w:rStyle w:val="af3"/>
+              <w:rStyle w:val="af2"/>
             </w:rPr>
             <w:t>Место для ввода текста.</w:t>
           </w:r>
         </w:sdtContent>
       </w:sdt>
+      <w:bookmarkEnd w:id="10"/>
       <w:bookmarkEnd w:id="11"/>
-      <w:bookmarkEnd w:id="12"/>
       <w:r>
         <w:rPr>
           <w:b/>
@@ -4174,7 +4202,8 @@
         </w:rPr>
         <w:t xml:space="preserve">5.2. Дія даного Договору автоматично продовжується строком на 1 рік з одночасним підвищенням розміру мінімального платежу авторської винагороди за попередній рік на </w:t>
       </w:r>
-      <w:bookmarkStart w:id="13" w:name="_Hlk4080784"/>
+      <w:bookmarkStart w:id="12" w:name="_Hlk4080784"/>
+      <w:bookmarkStart w:id="13" w:name="_Hlk5292288"/>
       <w:sdt>
         <w:sdtPr>
           <w:rPr>
@@ -4182,7 +4211,7 @@
             <w:bCs/>
             <w:sz w:val="20"/>
             <w:szCs w:val="22"/>
-            <w:lang w:val="ru-UA"/>
+            <w:lang w:val="aa-ET"/>
           </w:rPr>
           <w:alias w:val="prcntPrl"/>
           <w:tag w:val="prcntPrl"/>
@@ -4198,7 +4227,7 @@
         <w:sdtContent>
           <w:r>
             <w:rPr>
-              <w:rStyle w:val="af3"/>
+              <w:rStyle w:val="af2"/>
             </w:rPr>
             <w:t>Место для ввода текста.</w:t>
           </w:r>
@@ -4210,7 +4239,7 @@
           <w:bCs/>
           <w:sz w:val="20"/>
           <w:szCs w:val="22"/>
-          <w:lang w:val="ru-UA"/>
+          <w:lang w:val="aa-ET"/>
         </w:rPr>
         <w:t xml:space="preserve"> (</w:t>
       </w:r>
@@ -4220,7 +4249,7 @@
             <w:bCs/>
             <w:sz w:val="20"/>
             <w:szCs w:val="22"/>
-            <w:lang w:val="ru-UA"/>
+            <w:lang w:val="aa-ET"/>
           </w:rPr>
           <w:alias w:val="prcntPrlText"/>
           <w:tag w:val="prcntPrlText"/>
@@ -4236,7 +4265,7 @@
         <w:sdtContent>
           <w:r>
             <w:rPr>
-              <w:rStyle w:val="af3"/>
+              <w:rStyle w:val="af2"/>
             </w:rPr>
             <w:t>Место для ввода текста.</w:t>
           </w:r>
@@ -4248,11 +4277,11 @@
           <w:bCs/>
           <w:sz w:val="20"/>
           <w:szCs w:val="22"/>
-          <w:lang w:val="ru-UA"/>
+          <w:lang w:val="aa-ET"/>
         </w:rPr>
         <w:t>)</w:t>
       </w:r>
-      <w:bookmarkEnd w:id="13"/>
+      <w:bookmarkEnd w:id="12"/>
       <w:r>
         <w:rPr>
           <w:sz w:val="20"/>
@@ -4269,12 +4298,13 @@
         </w:rPr>
         <w:t>%</w:t>
       </w:r>
+      <w:bookmarkEnd w:id="13"/>
       <w:r>
         <w:rPr>
           <w:sz w:val="20"/>
           <w:szCs w:val="22"/>
         </w:rPr>
-        <w:t>, - і так із року в рік.</w:t>
+        <w:t xml:space="preserve"> - і так із року в рік.</w:t>
       </w:r>
     </w:p>
     <w:p>
@@ -5491,59 +5521,102 @@
           </w:p>
           <w:p>
             <w:pPr>
-              <w:rPr>
+              <w:ind w:left="207"/>
+              <w:rPr>
+                <w:rFonts w:eastAsia="Times New Roman"/>
                 <w:b w:val="0"/>
-                <w:sz w:val="20"/>
-                <w:szCs w:val="20"/>
-                <w:lang w:val="uk-UA"/>
+                <w:bCs w:val="0"/>
+                <w:sz w:val="18"/>
+                <w:szCs w:val="18"/>
+                <w:lang w:val="uk-UA" w:eastAsia="ar-SA"/>
               </w:rPr>
             </w:pPr>
             <w:r>
               <w:rPr>
                 <w:b w:val="0"/>
-                <w:sz w:val="20"/>
-                <w:szCs w:val="20"/>
-                <w:lang w:val="uk-UA"/>
-              </w:rPr>
-              <w:t xml:space="preserve">    01030, м. Київ, </w:t>
+                <w:sz w:val="18"/>
+                <w:szCs w:val="18"/>
+                <w:lang w:val="uk-UA"/>
+              </w:rPr>
+              <w:t>Юридична адреса: 01030, м. Київ, вул. Б. Хмельницького,</w:t>
             </w:r>
           </w:p>
           <w:p>
             <w:pPr>
-              <w:ind w:left="180"/>
+              <w:ind w:left="207"/>
               <w:rPr>
                 <w:b w:val="0"/>
-                <w:sz w:val="20"/>
-                <w:szCs w:val="20"/>
+                <w:sz w:val="18"/>
+                <w:szCs w:val="18"/>
                 <w:lang w:val="uk-UA"/>
               </w:rPr>
             </w:pPr>
             <w:r>
               <w:rPr>
                 <w:b w:val="0"/>
-                <w:sz w:val="20"/>
-                <w:szCs w:val="20"/>
-                <w:lang w:val="uk-UA"/>
-              </w:rPr>
-              <w:t>вул. Б. Хмельницького, буд. 41 літера А, прим. 1-3,</w:t>
+                <w:sz w:val="18"/>
+                <w:szCs w:val="18"/>
+                <w:lang w:val="uk-UA"/>
+              </w:rPr>
+              <w:t>буд. 41 літера А, прим. 1-3,</w:t>
             </w:r>
           </w:p>
           <w:p>
             <w:pPr>
-              <w:ind w:left="180"/>
+              <w:ind w:left="207"/>
               <w:rPr>
                 <w:b w:val="0"/>
-                <w:sz w:val="20"/>
-                <w:szCs w:val="20"/>
-                <w:lang w:val="uk-UA"/>
-              </w:rPr>
-            </w:pPr>
+                <w:sz w:val="18"/>
+                <w:szCs w:val="18"/>
+                <w:lang w:val="uk-UA"/>
+              </w:rPr>
+            </w:pPr>
+            <w:r>
+              <w:rPr>
+                <w:b w:val="0"/>
+                <w:sz w:val="18"/>
+                <w:szCs w:val="18"/>
+                <w:lang w:val="uk-UA"/>
+              </w:rPr>
+              <w:t xml:space="preserve">Фактична адреса: 04053, м. Київ, провулок </w:t>
+            </w:r>
             <w:proofErr w:type="spellStart"/>
             <w:r>
               <w:rPr>
                 <w:b w:val="0"/>
-                <w:sz w:val="20"/>
-                <w:szCs w:val="20"/>
+                <w:sz w:val="18"/>
+                <w:szCs w:val="18"/>
+                <w:lang w:val="uk-UA"/>
+              </w:rPr>
+              <w:t>Киянівський</w:t>
+            </w:r>
+            <w:proofErr w:type="spellEnd"/>
+            <w:r>
+              <w:rPr>
+                <w:b w:val="0"/>
+                <w:sz w:val="18"/>
+                <w:szCs w:val="18"/>
+                <w:lang w:val="uk-UA"/>
+              </w:rPr>
+              <w:t>, будинок 3-7, офіс № 223</w:t>
+            </w:r>
+          </w:p>
+          <w:p>
+            <w:pPr>
+              <w:ind w:left="207"/>
+              <w:rPr>
+                <w:b w:val="0"/>
+                <w:sz w:val="24"/>
+                <w:szCs w:val="24"/>
+              </w:rPr>
+            </w:pPr>
+            <w:proofErr w:type="spellStart"/>
+            <w:r>
+              <w:rPr>
+                <w:b w:val="0"/>
+                <w:sz w:val="18"/>
+                <w:szCs w:val="18"/>
+                <w:shd w:val="clear" w:color="auto" w:fill="FFFFFF"/>
                 <w:lang w:val="uk-UA"/>
               </w:rPr>
               <w:t>тел</w:t>
@@ -5552,16 +5625,142 @@
             <w:r>
               <w:rPr>
                 <w:b w:val="0"/>
-                <w:sz w:val="20"/>
-                <w:szCs w:val="20"/>
-                <w:lang w:val="uk-UA"/>
-              </w:rPr>
-              <w:t>.: (044) 223-60-40;</w:t>
+                <w:sz w:val="18"/>
+                <w:szCs w:val="18"/>
+                <w:shd w:val="clear" w:color="auto" w:fill="FFFFFF"/>
+                <w:lang w:val="uk-UA"/>
+              </w:rPr>
+              <w:t>.: 044-223-60-40;</w:t>
             </w:r>
           </w:p>
           <w:p>
             <w:pPr>
-              <w:ind w:left="180"/>
+              <w:ind w:left="207"/>
+            </w:pPr>
+            <w:r>
+              <w:rPr>
+                <w:bCs w:val="0"/>
+                <w:sz w:val="18"/>
+                <w:szCs w:val="18"/>
+                <w:lang w:val="uk-UA"/>
+              </w:rPr>
+              <w:t>Адреса для листування:</w:t>
+            </w:r>
+            <w:r>
+              <w:t xml:space="preserve"> </w:t>
+            </w:r>
+            <w:r>
+              <w:rPr>
+                <w:bCs w:val="0"/>
+                <w:sz w:val="18"/>
+                <w:szCs w:val="18"/>
+                <w:lang w:val="uk-UA"/>
+              </w:rPr>
+              <w:t>01030, м. Київ, вул. Б. Хмельницького 44, а/с 146</w:t>
+            </w:r>
+          </w:p>
+          <w:p>
+            <w:pPr>
+              <w:ind w:left="207"/>
+              <w:rPr>
+                <w:b w:val="0"/>
+              </w:rPr>
+            </w:pPr>
+            <w:r>
+              <w:rPr>
+                <w:b w:val="0"/>
+                <w:sz w:val="18"/>
+                <w:szCs w:val="18"/>
+                <w:lang w:val="uk-UA"/>
+              </w:rPr>
+              <w:t>код ЄДРПОУ: 39939650;</w:t>
+            </w:r>
+          </w:p>
+          <w:p>
+            <w:pPr>
+              <w:ind w:left="207"/>
+              <w:rPr>
+                <w:b w:val="0"/>
+              </w:rPr>
+            </w:pPr>
+            <w:r>
+              <w:rPr>
+                <w:b w:val="0"/>
+                <w:sz w:val="18"/>
+                <w:szCs w:val="18"/>
+                <w:lang w:val="uk-UA"/>
+              </w:rPr>
+              <w:t>IBAN UA763218420000026002053021074</w:t>
+            </w:r>
+          </w:p>
+          <w:p>
+            <w:pPr>
+              <w:ind w:left="207"/>
+              <w:rPr>
+                <w:b w:val="0"/>
+              </w:rPr>
+            </w:pPr>
+            <w:r>
+              <w:rPr>
+                <w:b w:val="0"/>
+                <w:sz w:val="18"/>
+                <w:szCs w:val="18"/>
+                <w:lang w:val="uk-UA"/>
+              </w:rPr>
+              <w:t>в АТ КБ «Приватбанк»;</w:t>
+            </w:r>
+          </w:p>
+          <w:p>
+            <w:pPr>
+              <w:ind w:left="207"/>
+              <w:rPr>
+                <w:b w:val="0"/>
+              </w:rPr>
+            </w:pPr>
+            <w:r>
+              <w:rPr>
+                <w:b w:val="0"/>
+                <w:sz w:val="18"/>
+                <w:szCs w:val="18"/>
+                <w:lang w:val="uk-UA"/>
+              </w:rPr>
+              <w:t>МФО 321842</w:t>
+            </w:r>
+          </w:p>
+          <w:p>
+            <w:pPr>
+              <w:rPr>
+                <w:b w:val="0"/>
+              </w:rPr>
+            </w:pPr>
+            <w:r>
+              <w:rPr>
+                <w:b w:val="0"/>
+                <w:sz w:val="18"/>
+                <w:szCs w:val="18"/>
+                <w:lang w:val="uk-UA"/>
+              </w:rPr>
+              <w:t>     Організація має статус неприбуткової за ознакою</w:t>
+            </w:r>
+          </w:p>
+          <w:p>
+            <w:pPr>
+              <w:rPr>
+                <w:b w:val="0"/>
+              </w:rPr>
+            </w:pPr>
+            <w:r>
+              <w:rPr>
+                <w:b w:val="0"/>
+                <w:sz w:val="18"/>
+                <w:szCs w:val="18"/>
+                <w:lang w:val="uk-UA"/>
+              </w:rPr>
+              <w:t>     неприбутковості 0032</w:t>
+            </w:r>
+          </w:p>
+          <w:p>
+            <w:pPr>
               <w:rPr>
                 <w:b w:val="0"/>
                 <w:sz w:val="20"/>
@@ -5569,113 +5768,17 @@
                 <w:lang w:val="uk-UA"/>
               </w:rPr>
             </w:pPr>
-            <w:r>
-              <w:rPr>
-                <w:b w:val="0"/>
-                <w:sz w:val="20"/>
-                <w:szCs w:val="20"/>
-                <w:lang w:val="uk-UA"/>
-              </w:rPr>
-              <w:t>код ЄДРПОУ: 39939650;</w:t>
-            </w:r>
-          </w:p>
-          <w:p>
-            <w:pPr>
-              <w:ind w:left="180"/>
-              <w:rPr>
-                <w:b w:val="0"/>
-                <w:sz w:val="20"/>
-                <w:szCs w:val="20"/>
-                <w:lang w:val="uk-UA"/>
-              </w:rPr>
-            </w:pPr>
-            <w:r>
-              <w:rPr>
-                <w:b w:val="0"/>
-                <w:sz w:val="20"/>
-                <w:szCs w:val="20"/>
-                <w:lang w:val="uk-UA"/>
-              </w:rPr>
-              <w:t>поточний рахунок: 26002053021074</w:t>
-            </w:r>
-          </w:p>
-          <w:p>
-            <w:pPr>
-              <w:ind w:left="180"/>
-              <w:rPr>
-                <w:b w:val="0"/>
-                <w:sz w:val="20"/>
-                <w:szCs w:val="20"/>
-                <w:lang w:val="uk-UA"/>
-              </w:rPr>
-            </w:pPr>
-            <w:r>
-              <w:rPr>
-                <w:b w:val="0"/>
-                <w:sz w:val="20"/>
-                <w:szCs w:val="20"/>
-                <w:lang w:val="uk-UA"/>
-              </w:rPr>
-              <w:t>в АТ КБ «Приватбанк»;</w:t>
-            </w:r>
-          </w:p>
-          <w:p>
-            <w:pPr>
-              <w:ind w:left="180"/>
-              <w:rPr>
-                <w:b w:val="0"/>
-                <w:sz w:val="20"/>
-                <w:szCs w:val="20"/>
-                <w:lang w:val="uk-UA"/>
-              </w:rPr>
-            </w:pPr>
-            <w:r>
-              <w:rPr>
-                <w:b w:val="0"/>
-                <w:sz w:val="20"/>
-                <w:szCs w:val="20"/>
-                <w:lang w:val="uk-UA"/>
-              </w:rPr>
-              <w:t>МФО 321842</w:t>
-            </w:r>
-          </w:p>
-          <w:p>
-            <w:pPr>
-              <w:rPr>
-                <w:b w:val="0"/>
-                <w:sz w:val="20"/>
-                <w:szCs w:val="20"/>
-                <w:lang w:val="uk-UA"/>
-              </w:rPr>
-            </w:pPr>
-            <w:r>
-              <w:rPr>
-                <w:b w:val="0"/>
-                <w:sz w:val="20"/>
-                <w:szCs w:val="20"/>
-                <w:lang w:val="uk-UA"/>
-              </w:rPr>
-              <w:t xml:space="preserve">    Організація має статус неприбуткової за ознакою</w:t>
-            </w:r>
-          </w:p>
-          <w:p>
-            <w:pPr>
-              <w:rPr>
-                <w:b w:val="0"/>
-                <w:sz w:val="20"/>
-                <w:szCs w:val="20"/>
-                <w:lang w:val="uk-UA"/>
-              </w:rPr>
-            </w:pPr>
-            <w:r>
-              <w:rPr>
-                <w:b w:val="0"/>
-                <w:sz w:val="20"/>
-                <w:szCs w:val="20"/>
-                <w:lang w:val="uk-UA"/>
-              </w:rPr>
-              <w:t xml:space="preserve">    неприбутковості 0032</w:t>
-            </w:r>
+            <w:hyperlink r:id="rId12" w:history="1">
+              <w:r>
+                <w:rPr>
+                  <w:rStyle w:val="aa"/>
+                  <w:sz w:val="18"/>
+                  <w:szCs w:val="18"/>
+                  <w:lang w:val="uk-UA"/>
+                </w:rPr>
+                <w:t>http://uacrr.org.ua</w:t>
+              </w:r>
+            </w:hyperlink>
           </w:p>
           <w:p>
             <w:pPr>
@@ -5699,6 +5802,8 @@
                 <w:szCs w:val="20"/>
               </w:rPr>
             </w:pPr>
+            <w:bookmarkStart w:id="14" w:name="_GoBack"/>
+            <w:bookmarkEnd w:id="14"/>
           </w:p>
           <w:p>
             <w:pPr>
@@ -5923,7 +6028,7 @@
               <w:sdtContent>
                 <w:r>
                   <w:rPr>
-                    <w:rStyle w:val="af3"/>
+                    <w:rStyle w:val="af2"/>
                   </w:rPr>
                   <w:t>Место для ввода текста.</w:t>
                 </w:r>
@@ -5987,7 +6092,7 @@
               <w:sdtContent>
                 <w:r>
                   <w:rPr>
-                    <w:rStyle w:val="af3"/>
+                    <w:rStyle w:val="af2"/>
                   </w:rPr>
                   <w:t>Место для ввода текста.</w:t>
                 </w:r>
@@ -6032,7 +6137,7 @@
               <w:sdtContent>
                 <w:r>
                   <w:rPr>
-                    <w:rStyle w:val="af3"/>
+                    <w:rStyle w:val="af2"/>
                   </w:rPr>
                   <w:t>Место для ввода текста.</w:t>
                 </w:r>
@@ -6078,7 +6183,7 @@
               <w:sdtContent>
                 <w:r>
                   <w:rPr>
-                    <w:rStyle w:val="af3"/>
+                    <w:rStyle w:val="af2"/>
                   </w:rPr>
                   <w:t>Место для ввода текста.</w:t>
                 </w:r>
@@ -6133,7 +6238,7 @@
               <w:sdtContent>
                 <w:r>
                   <w:rPr>
-                    <w:rStyle w:val="af3"/>
+                    <w:rStyle w:val="af2"/>
                   </w:rPr>
                   <w:t>Место для ввода текста.</w:t>
                 </w:r>
@@ -6212,7 +6317,7 @@
               <w:sdtContent>
                 <w:r>
                   <w:rPr>
-                    <w:rStyle w:val="af3"/>
+                    <w:rStyle w:val="af2"/>
                   </w:rPr>
                   <w:t>Место для ввода текста.</w:t>
                 </w:r>
@@ -6274,7 +6379,7 @@
               <w:sdtContent>
                 <w:r>
                   <w:rPr>
-                    <w:rStyle w:val="af3"/>
+                    <w:rStyle w:val="af2"/>
                   </w:rPr>
                   <w:t>Место для ввода текста.</w:t>
                 </w:r>
@@ -6320,7 +6425,7 @@
               <w:sdtContent>
                 <w:r>
                   <w:rPr>
-                    <w:rStyle w:val="af3"/>
+                    <w:rStyle w:val="af2"/>
                   </w:rPr>
                   <w:t>Место для ввода текста.</w:t>
                 </w:r>
@@ -6366,7 +6471,7 @@
               <w:sdtContent>
                 <w:r>
                   <w:rPr>
-                    <w:rStyle w:val="af3"/>
+                    <w:rStyle w:val="af2"/>
                   </w:rPr>
                   <w:t>Место для ввода текста.</w:t>
                 </w:r>
@@ -6412,7 +6517,7 @@
               <w:sdtContent>
                 <w:r>
                   <w:rPr>
-                    <w:rStyle w:val="af3"/>
+                    <w:rStyle w:val="af2"/>
                     <w:lang w:val="uk-UA"/>
                   </w:rPr>
                   <w:t>Место для ввода текста.</w:t>
@@ -6466,7 +6571,7 @@
               <w:sdtContent>
                 <w:r>
                   <w:rPr>
-                    <w:rStyle w:val="af3"/>
+                    <w:rStyle w:val="af2"/>
                     <w:lang w:val="uk-UA"/>
                   </w:rPr>
                   <w:t>Место для ввода текста.</w:t>
@@ -6527,7 +6632,7 @@
               <w:sdtContent>
                 <w:r>
                   <w:rPr>
-                    <w:rStyle w:val="af3"/>
+                    <w:rStyle w:val="af2"/>
                     <w:lang w:val="uk-UA"/>
                   </w:rPr>
                   <w:t>Место для ввода текста.</w:t>
@@ -6574,7 +6679,7 @@
               <w:sdtContent>
                 <w:r>
                   <w:rPr>
-                    <w:rStyle w:val="af3"/>
+                    <w:rStyle w:val="af2"/>
                   </w:rPr>
                   <w:t>Место для ввода текста.</w:t>
                 </w:r>
@@ -6655,7 +6760,7 @@
           </w:p>
           <w:tbl>
             <w:tblPr>
-              <w:tblStyle w:val="af"/>
+              <w:tblStyle w:val="ae"/>
               <w:tblW w:w="5160" w:type="dxa"/>
               <w:tblInd w:w="0" w:type="dxa"/>
               <w:tblBorders>
@@ -6804,7 +6909,7 @@
                     <w:sdtContent>
                       <w:r>
                         <w:rPr>
-                          <w:rStyle w:val="af3"/>
+                          <w:rStyle w:val="af2"/>
                         </w:rPr>
                         <w:t>Место для ввода текста.</w:t>
                       </w:r>
@@ -7136,7 +7241,7 @@
               <w:sdtContent>
                 <w:r>
                   <w:rPr>
-                    <w:rStyle w:val="af3"/>
+                    <w:rStyle w:val="af2"/>
                   </w:rPr>
                   <w:t>Место для ввода текста.</w:t>
                 </w:r>
@@ -7199,7 +7304,7 @@
               <w:sdtContent>
                 <w:r>
                   <w:rPr>
-                    <w:rStyle w:val="af3"/>
+                    <w:rStyle w:val="af2"/>
                   </w:rPr>
                   <w:t>Место для ввода текста.</w:t>
                 </w:r>
@@ -7218,8 +7323,8 @@
           <w:szCs w:val="18"/>
         </w:rPr>
         <w:sectPr>
-          <w:headerReference w:type="default" r:id="rId12"/>
-          <w:footerReference w:type="default" r:id="rId13"/>
+          <w:headerReference w:type="default" r:id="rId13"/>
+          <w:footerReference w:type="default" r:id="rId14"/>
           <w:type w:val="continuous"/>
           <w:pgSz w:w="11906" w:h="16838"/>
           <w:pgMar w:top="817" w:right="707" w:bottom="284" w:left="709" w:header="279" w:footer="0" w:gutter="0"/>
@@ -7254,7 +7359,7 @@
     </w:p>
     <w:p>
       <w:pPr>
-        <w:pStyle w:val="a9"/>
+        <w:pStyle w:val="11"/>
         <w:ind w:firstLine="426"/>
         <w:jc w:val="right"/>
         <w:rPr>
@@ -7280,7 +7385,7 @@
     </w:p>
     <w:p>
       <w:pPr>
-        <w:pStyle w:val="a9"/>
+        <w:pStyle w:val="11"/>
         <w:ind w:firstLine="426"/>
         <w:jc w:val="right"/>
         <w:rPr>
@@ -7339,7 +7444,7 @@
     </w:p>
     <w:p>
       <w:pPr>
-        <w:pStyle w:val="a9"/>
+        <w:pStyle w:val="11"/>
         <w:ind w:firstLine="426"/>
         <w:jc w:val="right"/>
         <w:rPr>
@@ -7505,7 +7610,7 @@
                         <w:txbxContent>
                           <w:p>
                             <w:pPr>
-                              <w:pStyle w:val="af2"/>
+                              <w:pStyle w:val="af1"/>
                               <w:spacing w:before="0" w:beforeAutospacing="0" w:after="0" w:afterAutospacing="0"/>
                               <w:jc w:val="distribute"/>
                             </w:pPr>
@@ -7556,7 +7661,7 @@
               </wp:anchor>
             </w:drawing>
           </mc:Choice>
-          <mc:Fallback>
+          <mc:Fallback xmlns:w16se="http://schemas.microsoft.com/office/word/2015/wordml/symex" xmlns:w16cid="http://schemas.microsoft.com/office/word/2016/wordml/cid" xmlns:am3d="http://schemas.microsoft.com/office/drawing/2017/model3d" xmlns:aink="http://schemas.microsoft.com/office/drawing/2016/ink" xmlns:cx8="http://schemas.microsoft.com/office/drawing/2016/5/14/chartex" xmlns:cx7="http://schemas.microsoft.com/office/drawing/2016/5/13/chartex" xmlns:cx6="http://schemas.microsoft.com/office/drawing/2016/5/12/chartex" xmlns:cx5="http://schemas.microsoft.com/office/drawing/2016/5/11/chartex" xmlns:cx4="http://schemas.microsoft.com/office/drawing/2016/5/10/chartex" xmlns:cx3="http://schemas.microsoft.com/office/drawing/2016/5/9/chartex" xmlns:cx2="http://schemas.microsoft.com/office/drawing/2015/10/21/chartex" xmlns:cx1="http://schemas.microsoft.com/office/drawing/2015/9/8/chartex" xmlns:cx="http://schemas.microsoft.com/office/drawing/2014/chartex">
             <w:pict>
               <v:shapetype id="_x0000_t202" coordsize="21600,21600" o:spt="202" path="m,l,21600r21600,l21600,xe">
                 <v:stroke joinstyle="miter"/>
@@ -9961,7 +10066,7 @@
     </w:p>
     <w:p>
       <w:pPr>
-        <w:pStyle w:val="a9"/>
+        <w:pStyle w:val="11"/>
         <w:ind w:left="4704" w:firstLine="360"/>
         <w:jc w:val="left"/>
         <w:rPr>
@@ -10149,7 +10254,7 @@
     </w:p>
     <w:p>
       <w:pPr>
-        <w:pStyle w:val="a9"/>
+        <w:pStyle w:val="11"/>
         <w:ind w:left="8647"/>
         <w:jc w:val="left"/>
         <w:rPr>
@@ -10175,7 +10280,7 @@
     </w:p>
     <w:p>
       <w:pPr>
-        <w:pStyle w:val="a9"/>
+        <w:pStyle w:val="11"/>
         <w:ind w:left="8647"/>
         <w:jc w:val="left"/>
         <w:rPr>
@@ -10223,7 +10328,7 @@
     </w:p>
     <w:p>
       <w:pPr>
-        <w:pStyle w:val="a9"/>
+        <w:pStyle w:val="11"/>
         <w:ind w:left="8647"/>
         <w:jc w:val="left"/>
         <w:rPr>
@@ -10372,7 +10477,7 @@
                         <w:txbxContent>
                           <w:p>
                             <w:pPr>
-                              <w:pStyle w:val="af2"/>
+                              <w:pStyle w:val="af1"/>
                               <w:spacing w:before="0" w:beforeAutospacing="0" w:after="0" w:afterAutospacing="0"/>
                               <w:jc w:val="distribute"/>
                             </w:pPr>
@@ -10423,7 +10528,7 @@
               </wp:anchor>
             </w:drawing>
           </mc:Choice>
-          <mc:Fallback>
+          <mc:Fallback xmlns:w16se="http://schemas.microsoft.com/office/word/2015/wordml/symex" xmlns:w16cid="http://schemas.microsoft.com/office/word/2016/wordml/cid" xmlns:am3d="http://schemas.microsoft.com/office/drawing/2017/model3d" xmlns:aink="http://schemas.microsoft.com/office/drawing/2016/ink" xmlns:cx8="http://schemas.microsoft.com/office/drawing/2016/5/14/chartex" xmlns:cx7="http://schemas.microsoft.com/office/drawing/2016/5/13/chartex" xmlns:cx6="http://schemas.microsoft.com/office/drawing/2016/5/12/chartex" xmlns:cx5="http://schemas.microsoft.com/office/drawing/2016/5/11/chartex" xmlns:cx4="http://schemas.microsoft.com/office/drawing/2016/5/10/chartex" xmlns:cx3="http://schemas.microsoft.com/office/drawing/2016/5/9/chartex" xmlns:cx2="http://schemas.microsoft.com/office/drawing/2015/10/21/chartex" xmlns:cx1="http://schemas.microsoft.com/office/drawing/2015/9/8/chartex" xmlns:cx="http://schemas.microsoft.com/office/drawing/2014/chartex">
             <w:pict>
               <v:shape id="WordArt 3" o:spid="_x0000_s1027" type="#_x0000_t202" style="position:absolute;left:0;text-align:left;margin-left:125.15pt;margin-top:4.9pt;width:246pt;height:540pt;z-index:251657216;visibility:visible;mso-wrap-style:square;mso-width-percent:0;mso-height-percent:0;mso-wrap-distance-left:9pt;mso-wrap-distance-top:0;mso-wrap-distance-right:9pt;mso-wrap-distance-bottom:0;mso-position-horizontal:absolute;mso-position-horizontal-relative:text;mso-position-vertical:absolute;mso-position-vertical-relative:text;mso-width-percent:0;mso-height-percent:0;mso-width-relative:page;mso-height-relative:page;v-text-anchor:top" o:gfxdata="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" filled="f" stroked="f">
                 <o:lock v:ext="edit" shapetype="t"/>
@@ -13650,8 +13755,8 @@
           <w:lang w:val="uk-UA"/>
         </w:rPr>
         <w:sectPr>
-          <w:headerReference w:type="default" r:id="rId14"/>
-          <w:footerReference w:type="default" r:id="rId15"/>
+          <w:headerReference w:type="default" r:id="rId15"/>
+          <w:footerReference w:type="default" r:id="rId16"/>
           <w:pgSz w:w="11907" w:h="16840" w:code="9"/>
           <w:pgMar w:top="284" w:right="567" w:bottom="28" w:left="540" w:header="284" w:footer="0" w:gutter="0"/>
           <w:cols w:space="720"/>
@@ -13684,7 +13789,7 @@
     </w:p>
     <w:p>
       <w:pPr>
-        <w:pStyle w:val="a9"/>
+        <w:pStyle w:val="11"/>
         <w:ind w:firstLine="426"/>
         <w:jc w:val="right"/>
         <w:rPr>
@@ -13708,7 +13813,7 @@
     </w:p>
     <w:p>
       <w:pPr>
-        <w:pStyle w:val="a9"/>
+        <w:pStyle w:val="11"/>
         <w:ind w:firstLine="426"/>
         <w:jc w:val="right"/>
         <w:rPr>
@@ -13762,7 +13867,7 @@
     </w:p>
     <w:p>
       <w:pPr>
-        <w:pStyle w:val="a9"/>
+        <w:pStyle w:val="11"/>
         <w:ind w:firstLine="426"/>
         <w:jc w:val="right"/>
         <w:rPr>
@@ -15839,8 +15944,8 @@
           <w:lang w:val="uk-UA"/>
         </w:rPr>
         <w:sectPr>
-          <w:headerReference w:type="default" r:id="rId16"/>
-          <w:footerReference w:type="default" r:id="rId17"/>
+          <w:headerReference w:type="default" r:id="rId17"/>
+          <w:footerReference w:type="default" r:id="rId18"/>
           <w:type w:val="continuous"/>
           <w:pgSz w:w="11907" w:h="16840" w:code="9"/>
           <w:pgMar w:top="284" w:right="567" w:bottom="28" w:left="540" w:header="284" w:footer="0" w:gutter="0"/>
@@ -17362,8 +17467,8 @@
       </w:pPr>
     </w:p>
     <w:sectPr>
-      <w:headerReference w:type="default" r:id="rId18"/>
-      <w:footerReference w:type="default" r:id="rId19"/>
+      <w:headerReference w:type="default" r:id="rId19"/>
+      <w:footerReference w:type="default" r:id="rId20"/>
       <w:pgSz w:w="11907" w:h="16840" w:code="9"/>
       <w:pgMar w:top="284" w:right="567" w:bottom="28" w:left="540" w:header="284" w:footer="497" w:gutter="0"/>
       <w:cols w:space="720"/>
@@ -17373,7 +17478,7 @@
 </file>
 
 <file path=word/endnotes.xml><?xml version="1.0" encoding="utf-8"?>
-<w:endnotes xmlns:wpc="http://schemas.microsoft.com/office/word/2010/wordprocessingCanvas" xmlns:cx="http://schemas.microsoft.com/office/drawing/2014/chartex" xmlns:cx1="http://schemas.microsoft.com/office/drawing/2015/9/8/chartex" xmlns:cx2="http://schemas.microsoft.com/office/drawing/2015/10/21/chartex" xmlns:cx3="http://schemas.microsoft.com/office/drawing/2016/5/9/chartex" xmlns:cx4="http://schemas.microsoft.com/office/drawing/2016/5/10/chartex" xmlns:cx5="http://schemas.microsoft.com/office/drawing/2016/5/11/chartex" xmlns:cx6="http://schemas.microsoft.com/office/drawing/2016/5/12/chartex" xmlns:cx7="http://schemas.microsoft.com/office/drawing/2016/5/13/chartex" xmlns:cx8="http://schemas.microsoft.com/office/drawing/2016/5/14/chartex" xmlns:mc="http://schemas.openxmlformats.org/markup-compatibility/2006" xmlns:aink="http://schemas.microsoft.com/office/drawing/2016/ink" xmlns:am3d="http://schemas.microsoft.com/office/drawing/2017/model3d" xmlns:o="urn:schemas-microsoft-com:office:office" xmlns:r="http://schemas.openxmlformats.org/officeDocument/2006/relationships" xmlns:m="http://schemas.openxmlformats.org/officeDocument/2006/math" xmlns:v="urn:schemas-microsoft-com:vml" xmlns:wp14="http://schemas.microsoft.com/office/word/2010/wordprocessingDrawing" xmlns:wp="http://schemas.openxmlformats.org/drawingml/2006/wordprocessingDrawing" xmlns:w10="urn:schemas-microsoft-com:office:word" xmlns:w="http://schemas.openxmlformats.org/wordprocessingml/2006/main" xmlns:w14="http://schemas.microsoft.com/office/word/2010/wordml" xmlns:w15="http://schemas.microsoft.com/office/word/2012/wordml" xmlns:w16cid="http://schemas.microsoft.com/office/word/2016/wordml/cid" xmlns:w16se="http://schemas.microsoft.com/office/word/2015/wordml/symex" xmlns:wpg="http://schemas.microsoft.com/office/word/2010/wordprocessingGroup" xmlns:wpi="http://schemas.microsoft.com/office/word/2010/wordprocessingInk" xmlns:wne="http://schemas.microsoft.com/office/word/2006/wordml" xmlns:wps="http://schemas.microsoft.com/office/word/2010/wordprocessingShape" mc:Ignorable="w14 w15 w16se w16cid wp14">
+<w:endnotes xmlns:wpc="http://schemas.microsoft.com/office/word/2010/wordprocessingCanvas" xmlns:mc="http://schemas.openxmlformats.org/markup-compatibility/2006" xmlns:o="urn:schemas-microsoft-com:office:office" xmlns:r="http://schemas.openxmlformats.org/officeDocument/2006/relationships" xmlns:m="http://schemas.openxmlformats.org/officeDocument/2006/math" xmlns:v="urn:schemas-microsoft-com:vml" xmlns:wp14="http://schemas.microsoft.com/office/word/2010/wordprocessingDrawing" xmlns:wp="http://schemas.openxmlformats.org/drawingml/2006/wordprocessingDrawing" xmlns:w10="urn:schemas-microsoft-com:office:word" xmlns:w="http://schemas.openxmlformats.org/wordprocessingml/2006/main" xmlns:w14="http://schemas.microsoft.com/office/word/2010/wordml" xmlns:w15="http://schemas.microsoft.com/office/word/2012/wordml" xmlns:wpg="http://schemas.microsoft.com/office/word/2010/wordprocessingGroup" xmlns:wpi="http://schemas.microsoft.com/office/word/2010/wordprocessingInk" xmlns:wne="http://schemas.microsoft.com/office/word/2006/wordml" xmlns:wps="http://schemas.microsoft.com/office/word/2010/wordprocessingShape" mc:Ignorable="w14 w15 wp14">
   <w:endnote w:type="separator" w:id="-1">
     <w:p>
       <w:r>
@@ -17392,20 +17497,20 @@
 </file>
 
 <file path=word/footer1.xml><?xml version="1.0" encoding="utf-8"?>
-<w:ftr xmlns:wpc="http://schemas.microsoft.com/office/word/2010/wordprocessingCanvas" xmlns:cx="http://schemas.microsoft.com/office/drawing/2014/chartex" xmlns:cx1="http://schemas.microsoft.com/office/drawing/2015/9/8/chartex" xmlns:cx2="http://schemas.microsoft.com/office/drawing/2015/10/21/chartex" xmlns:cx3="http://schemas.microsoft.com/office/drawing/2016/5/9/chartex" xmlns:cx4="http://schemas.microsoft.com/office/drawing/2016/5/10/chartex" xmlns:cx5="http://schemas.microsoft.com/office/drawing/2016/5/11/chartex" xmlns:cx6="http://schemas.microsoft.com/office/drawing/2016/5/12/chartex" xmlns:cx7="http://schemas.microsoft.com/office/drawing/2016/5/13/chartex" xmlns:cx8="http://schemas.microsoft.com/office/drawing/2016/5/14/chartex" xmlns:mc="http://schemas.openxmlformats.org/markup-compatibility/2006" xmlns:aink="http://schemas.microsoft.com/office/drawing/2016/ink" xmlns:am3d="http://schemas.microsoft.com/office/drawing/2017/model3d" xmlns:o="urn:schemas-microsoft-com:office:office" xmlns:r="http://schemas.openxmlformats.org/officeDocument/2006/relationships" xmlns:m="http://schemas.openxmlformats.org/officeDocument/2006/math" xmlns:v="urn:schemas-microsoft-com:vml" xmlns:wp14="http://schemas.microsoft.com/office/word/2010/wordprocessingDrawing" xmlns:wp="http://schemas.openxmlformats.org/drawingml/2006/wordprocessingDrawing" xmlns:w10="urn:schemas-microsoft-com:office:word" xmlns:w="http://schemas.openxmlformats.org/wordprocessingml/2006/main" xmlns:w14="http://schemas.microsoft.com/office/word/2010/wordml" xmlns:w15="http://schemas.microsoft.com/office/word/2012/wordml" xmlns:w16cid="http://schemas.microsoft.com/office/word/2016/wordml/cid" xmlns:w16se="http://schemas.microsoft.com/office/word/2015/wordml/symex" xmlns:wpg="http://schemas.microsoft.com/office/word/2010/wordprocessingGroup" xmlns:wpi="http://schemas.microsoft.com/office/word/2010/wordprocessingInk" xmlns:wne="http://schemas.microsoft.com/office/word/2006/wordml" xmlns:wps="http://schemas.microsoft.com/office/word/2010/wordprocessingShape" mc:Ignorable="w14 w15 w16se w16cid wp14">
+<w:ftr xmlns:wpc="http://schemas.microsoft.com/office/word/2010/wordprocessingCanvas" xmlns:mc="http://schemas.openxmlformats.org/markup-compatibility/2006" xmlns:o="urn:schemas-microsoft-com:office:office" xmlns:r="http://schemas.openxmlformats.org/officeDocument/2006/relationships" xmlns:m="http://schemas.openxmlformats.org/officeDocument/2006/math" xmlns:v="urn:schemas-microsoft-com:vml" xmlns:wp14="http://schemas.microsoft.com/office/word/2010/wordprocessingDrawing" xmlns:wp="http://schemas.openxmlformats.org/drawingml/2006/wordprocessingDrawing" xmlns:w10="urn:schemas-microsoft-com:office:word" xmlns:w="http://schemas.openxmlformats.org/wordprocessingml/2006/main" xmlns:w14="http://schemas.microsoft.com/office/word/2010/wordml" xmlns:w15="http://schemas.microsoft.com/office/word/2012/wordml" xmlns:wpg="http://schemas.microsoft.com/office/word/2010/wordprocessingGroup" xmlns:wpi="http://schemas.microsoft.com/office/word/2010/wordprocessingInk" xmlns:wne="http://schemas.microsoft.com/office/word/2006/wordml" xmlns:wps="http://schemas.microsoft.com/office/word/2010/wordprocessingShape" mc:Ignorable="w14 w15 wp14">
   <w:p>
     <w:pPr>
       <w:pStyle w:val="a7"/>
       <w:framePr w:wrap="auto" w:vAnchor="text" w:hAnchor="margin" w:xAlign="right" w:y="1"/>
       <w:rPr>
-        <w:rStyle w:val="ac"/>
+        <w:rStyle w:val="ab"/>
         <w:sz w:val="18"/>
         <w:szCs w:val="18"/>
       </w:rPr>
     </w:pPr>
     <w:r>
       <w:rPr>
-        <w:rStyle w:val="ac"/>
+        <w:rStyle w:val="ab"/>
         <w:sz w:val="18"/>
         <w:szCs w:val="18"/>
       </w:rPr>
@@ -17413,7 +17518,7 @@
     </w:r>
     <w:r>
       <w:rPr>
-        <w:rStyle w:val="ac"/>
+        <w:rStyle w:val="ab"/>
         <w:sz w:val="18"/>
         <w:szCs w:val="18"/>
       </w:rPr>
@@ -17421,7 +17526,7 @@
     </w:r>
     <w:r>
       <w:rPr>
-        <w:rStyle w:val="ac"/>
+        <w:rStyle w:val="ab"/>
         <w:sz w:val="18"/>
         <w:szCs w:val="18"/>
       </w:rPr>
@@ -17429,16 +17534,16 @@
     </w:r>
     <w:r>
       <w:rPr>
-        <w:rStyle w:val="ac"/>
+        <w:rStyle w:val="ab"/>
         <w:noProof/>
         <w:sz w:val="18"/>
         <w:szCs w:val="18"/>
       </w:rPr>
-      <w:t>5</w:t>
+      <w:t>6</w:t>
     </w:r>
     <w:r>
       <w:rPr>
-        <w:rStyle w:val="ac"/>
+        <w:rStyle w:val="ab"/>
         <w:sz w:val="18"/>
         <w:szCs w:val="18"/>
       </w:rPr>
@@ -17734,20 +17839,20 @@
 </file>
 
 <file path=word/footer2.xml><?xml version="1.0" encoding="utf-8"?>
-<w:ftr xmlns:wpc="http://schemas.microsoft.com/office/word/2010/wordprocessingCanvas" xmlns:cx="http://schemas.microsoft.com/office/drawing/2014/chartex" xmlns:cx1="http://schemas.microsoft.com/office/drawing/2015/9/8/chartex" xmlns:cx2="http://schemas.microsoft.com/office/drawing/2015/10/21/chartex" xmlns:cx3="http://schemas.microsoft.com/office/drawing/2016/5/9/chartex" xmlns:cx4="http://schemas.microsoft.com/office/drawing/2016/5/10/chartex" xmlns:cx5="http://schemas.microsoft.com/office/drawing/2016/5/11/chartex" xmlns:cx6="http://schemas.microsoft.com/office/drawing/2016/5/12/chartex" xmlns:cx7="http://schemas.microsoft.com/office/drawing/2016/5/13/chartex" xmlns:cx8="http://schemas.microsoft.com/office/drawing/2016/5/14/chartex" xmlns:mc="http://schemas.openxmlformats.org/markup-compatibility/2006" xmlns:aink="http://schemas.microsoft.com/office/drawing/2016/ink" xmlns:am3d="http://schemas.microsoft.com/office/drawing/2017/model3d" xmlns:o="urn:schemas-microsoft-com:office:office" xmlns:r="http://schemas.openxmlformats.org/officeDocument/2006/relationships" xmlns:m="http://schemas.openxmlformats.org/officeDocument/2006/math" xmlns:v="urn:schemas-microsoft-com:vml" xmlns:wp14="http://schemas.microsoft.com/office/word/2010/wordprocessingDrawing" xmlns:wp="http://schemas.openxmlformats.org/drawingml/2006/wordprocessingDrawing" xmlns:w10="urn:schemas-microsoft-com:office:word" xmlns:w="http://schemas.openxmlformats.org/wordprocessingml/2006/main" xmlns:w14="http://schemas.microsoft.com/office/word/2010/wordml" xmlns:w15="http://schemas.microsoft.com/office/word/2012/wordml" xmlns:w16cid="http://schemas.microsoft.com/office/word/2016/wordml/cid" xmlns:w16se="http://schemas.microsoft.com/office/word/2015/wordml/symex" xmlns:wpg="http://schemas.microsoft.com/office/word/2010/wordprocessingGroup" xmlns:wpi="http://schemas.microsoft.com/office/word/2010/wordprocessingInk" xmlns:wne="http://schemas.microsoft.com/office/word/2006/wordml" xmlns:wps="http://schemas.microsoft.com/office/word/2010/wordprocessingShape" mc:Ignorable="w14 w15 w16se w16cid wp14">
+<w:ftr xmlns:wpc="http://schemas.microsoft.com/office/word/2010/wordprocessingCanvas" xmlns:mc="http://schemas.openxmlformats.org/markup-compatibility/2006" xmlns:o="urn:schemas-microsoft-com:office:office" xmlns:r="http://schemas.openxmlformats.org/officeDocument/2006/relationships" xmlns:m="http://schemas.openxmlformats.org/officeDocument/2006/math" xmlns:v="urn:schemas-microsoft-com:vml" xmlns:wp14="http://schemas.microsoft.com/office/word/2010/wordprocessingDrawing" xmlns:wp="http://schemas.openxmlformats.org/drawingml/2006/wordprocessingDrawing" xmlns:w10="urn:schemas-microsoft-com:office:word" xmlns:w="http://schemas.openxmlformats.org/wordprocessingml/2006/main" xmlns:w14="http://schemas.microsoft.com/office/word/2010/wordml" xmlns:w15="http://schemas.microsoft.com/office/word/2012/wordml" xmlns:wpg="http://schemas.microsoft.com/office/word/2010/wordprocessingGroup" xmlns:wpi="http://schemas.microsoft.com/office/word/2010/wordprocessingInk" xmlns:wne="http://schemas.microsoft.com/office/word/2006/wordml" xmlns:wps="http://schemas.microsoft.com/office/word/2010/wordprocessingShape" mc:Ignorable="w14 w15 wp14">
   <w:p>
     <w:pPr>
       <w:pStyle w:val="a7"/>
       <w:framePr w:wrap="auto" w:vAnchor="text" w:hAnchor="margin" w:xAlign="right" w:y="1"/>
       <w:rPr>
-        <w:rStyle w:val="ac"/>
+        <w:rStyle w:val="ab"/>
         <w:sz w:val="18"/>
         <w:szCs w:val="18"/>
       </w:rPr>
     </w:pPr>
     <w:r>
       <w:rPr>
-        <w:rStyle w:val="ac"/>
+        <w:rStyle w:val="ab"/>
         <w:sz w:val="18"/>
         <w:szCs w:val="18"/>
       </w:rPr>
@@ -17755,7 +17860,7 @@
     </w:r>
     <w:r>
       <w:rPr>
-        <w:rStyle w:val="ac"/>
+        <w:rStyle w:val="ab"/>
         <w:sz w:val="18"/>
         <w:szCs w:val="18"/>
       </w:rPr>
@@ -17763,7 +17868,7 @@
     </w:r>
     <w:r>
       <w:rPr>
-        <w:rStyle w:val="ac"/>
+        <w:rStyle w:val="ab"/>
         <w:sz w:val="18"/>
         <w:szCs w:val="18"/>
       </w:rPr>
@@ -17771,16 +17876,16 @@
     </w:r>
     <w:r>
       <w:rPr>
-        <w:rStyle w:val="ac"/>
+        <w:rStyle w:val="ab"/>
         <w:noProof/>
         <w:sz w:val="18"/>
         <w:szCs w:val="18"/>
       </w:rPr>
-      <w:t>7</w:t>
+      <w:t>8</w:t>
     </w:r>
     <w:r>
       <w:rPr>
-        <w:rStyle w:val="ac"/>
+        <w:rStyle w:val="ab"/>
         <w:sz w:val="18"/>
         <w:szCs w:val="18"/>
       </w:rPr>
@@ -18092,20 +18197,20 @@
 </file>
 
 <file path=word/footer3.xml><?xml version="1.0" encoding="utf-8"?>
-<w:ftr xmlns:wpc="http://schemas.microsoft.com/office/word/2010/wordprocessingCanvas" xmlns:cx="http://schemas.microsoft.com/office/drawing/2014/chartex" xmlns:cx1="http://schemas.microsoft.com/office/drawing/2015/9/8/chartex" xmlns:cx2="http://schemas.microsoft.com/office/drawing/2015/10/21/chartex" xmlns:cx3="http://schemas.microsoft.com/office/drawing/2016/5/9/chartex" xmlns:cx4="http://schemas.microsoft.com/office/drawing/2016/5/10/chartex" xmlns:cx5="http://schemas.microsoft.com/office/drawing/2016/5/11/chartex" xmlns:cx6="http://schemas.microsoft.com/office/drawing/2016/5/12/chartex" xmlns:cx7="http://schemas.microsoft.com/office/drawing/2016/5/13/chartex" xmlns:cx8="http://schemas.microsoft.com/office/drawing/2016/5/14/chartex" xmlns:mc="http://schemas.openxmlformats.org/markup-compatibility/2006" xmlns:aink="http://schemas.microsoft.com/office/drawing/2016/ink" xmlns:am3d="http://schemas.microsoft.com/office/drawing/2017/model3d" xmlns:o="urn:schemas-microsoft-com:office:office" xmlns:r="http://schemas.openxmlformats.org/officeDocument/2006/relationships" xmlns:m="http://schemas.openxmlformats.org/officeDocument/2006/math" xmlns:v="urn:schemas-microsoft-com:vml" xmlns:wp14="http://schemas.microsoft.com/office/word/2010/wordprocessingDrawing" xmlns:wp="http://schemas.openxmlformats.org/drawingml/2006/wordprocessingDrawing" xmlns:w10="urn:schemas-microsoft-com:office:word" xmlns:w="http://schemas.openxmlformats.org/wordprocessingml/2006/main" xmlns:w14="http://schemas.microsoft.com/office/word/2010/wordml" xmlns:w15="http://schemas.microsoft.com/office/word/2012/wordml" xmlns:w16cid="http://schemas.microsoft.com/office/word/2016/wordml/cid" xmlns:w16se="http://schemas.microsoft.com/office/word/2015/wordml/symex" xmlns:wpg="http://schemas.microsoft.com/office/word/2010/wordprocessingGroup" xmlns:wpi="http://schemas.microsoft.com/office/word/2010/wordprocessingInk" xmlns:wne="http://schemas.microsoft.com/office/word/2006/wordml" xmlns:wps="http://schemas.microsoft.com/office/word/2010/wordprocessingShape" mc:Ignorable="w14 w15 w16se w16cid wp14">
+<w:ftr xmlns:wpc="http://schemas.microsoft.com/office/word/2010/wordprocessingCanvas" xmlns:mc="http://schemas.openxmlformats.org/markup-compatibility/2006" xmlns:o="urn:schemas-microsoft-com:office:office" xmlns:r="http://schemas.openxmlformats.org/officeDocument/2006/relationships" xmlns:m="http://schemas.openxmlformats.org/officeDocument/2006/math" xmlns:v="urn:schemas-microsoft-com:vml" xmlns:wp14="http://schemas.microsoft.com/office/word/2010/wordprocessingDrawing" xmlns:wp="http://schemas.openxmlformats.org/drawingml/2006/wordprocessingDrawing" xmlns:w10="urn:schemas-microsoft-com:office:word" xmlns:w="http://schemas.openxmlformats.org/wordprocessingml/2006/main" xmlns:w14="http://schemas.microsoft.com/office/word/2010/wordml" xmlns:w15="http://schemas.microsoft.com/office/word/2012/wordml" xmlns:wpg="http://schemas.microsoft.com/office/word/2010/wordprocessingGroup" xmlns:wpi="http://schemas.microsoft.com/office/word/2010/wordprocessingInk" xmlns:wne="http://schemas.microsoft.com/office/word/2006/wordml" xmlns:wps="http://schemas.microsoft.com/office/word/2010/wordprocessingShape" mc:Ignorable="w14 w15 wp14">
   <w:p>
     <w:pPr>
       <w:pStyle w:val="a7"/>
       <w:framePr w:wrap="auto" w:vAnchor="text" w:hAnchor="margin" w:xAlign="right" w:y="1"/>
       <w:rPr>
-        <w:rStyle w:val="ac"/>
+        <w:rStyle w:val="ab"/>
         <w:sz w:val="18"/>
         <w:szCs w:val="18"/>
       </w:rPr>
     </w:pPr>
     <w:r>
       <w:rPr>
-        <w:rStyle w:val="ac"/>
+        <w:rStyle w:val="ab"/>
         <w:sz w:val="18"/>
         <w:szCs w:val="18"/>
       </w:rPr>
@@ -18113,7 +18218,7 @@
     </w:r>
     <w:r>
       <w:rPr>
-        <w:rStyle w:val="ac"/>
+        <w:rStyle w:val="ab"/>
         <w:sz w:val="18"/>
         <w:szCs w:val="18"/>
       </w:rPr>
@@ -18121,7 +18226,7 @@
     </w:r>
     <w:r>
       <w:rPr>
-        <w:rStyle w:val="ac"/>
+        <w:rStyle w:val="ab"/>
         <w:sz w:val="18"/>
         <w:szCs w:val="18"/>
       </w:rPr>
@@ -18129,7 +18234,7 @@
     </w:r>
     <w:r>
       <w:rPr>
-        <w:rStyle w:val="ac"/>
+        <w:rStyle w:val="ab"/>
         <w:noProof/>
         <w:sz w:val="18"/>
         <w:szCs w:val="18"/>
@@ -18138,7 +18243,7 @@
     </w:r>
     <w:r>
       <w:rPr>
-        <w:rStyle w:val="ac"/>
+        <w:rStyle w:val="ab"/>
         <w:sz w:val="18"/>
         <w:szCs w:val="18"/>
       </w:rPr>
@@ -18272,20 +18377,20 @@
 </file>
 
 <file path=word/footer4.xml><?xml version="1.0" encoding="utf-8"?>
-<w:ftr xmlns:wpc="http://schemas.microsoft.com/office/word/2010/wordprocessingCanvas" xmlns:cx="http://schemas.microsoft.com/office/drawing/2014/chartex" xmlns:cx1="http://schemas.microsoft.com/office/drawing/2015/9/8/chartex" xmlns:cx2="http://schemas.microsoft.com/office/drawing/2015/10/21/chartex" xmlns:cx3="http://schemas.microsoft.com/office/drawing/2016/5/9/chartex" xmlns:cx4="http://schemas.microsoft.com/office/drawing/2016/5/10/chartex" xmlns:cx5="http://schemas.microsoft.com/office/drawing/2016/5/11/chartex" xmlns:cx6="http://schemas.microsoft.com/office/drawing/2016/5/12/chartex" xmlns:cx7="http://schemas.microsoft.com/office/drawing/2016/5/13/chartex" xmlns:cx8="http://schemas.microsoft.com/office/drawing/2016/5/14/chartex" xmlns:mc="http://schemas.openxmlformats.org/markup-compatibility/2006" xmlns:aink="http://schemas.microsoft.com/office/drawing/2016/ink" xmlns:am3d="http://schemas.microsoft.com/office/drawing/2017/model3d" xmlns:o="urn:schemas-microsoft-com:office:office" xmlns:r="http://schemas.openxmlformats.org/officeDocument/2006/relationships" xmlns:m="http://schemas.openxmlformats.org/officeDocument/2006/math" xmlns:v="urn:schemas-microsoft-com:vml" xmlns:wp14="http://schemas.microsoft.com/office/word/2010/wordprocessingDrawing" xmlns:wp="http://schemas.openxmlformats.org/drawingml/2006/wordprocessingDrawing" xmlns:w10="urn:schemas-microsoft-com:office:word" xmlns:w="http://schemas.openxmlformats.org/wordprocessingml/2006/main" xmlns:w14="http://schemas.microsoft.com/office/word/2010/wordml" xmlns:w15="http://schemas.microsoft.com/office/word/2012/wordml" xmlns:w16cid="http://schemas.microsoft.com/office/word/2016/wordml/cid" xmlns:w16se="http://schemas.microsoft.com/office/word/2015/wordml/symex" xmlns:wpg="http://schemas.microsoft.com/office/word/2010/wordprocessingGroup" xmlns:wpi="http://schemas.microsoft.com/office/word/2010/wordprocessingInk" xmlns:wne="http://schemas.microsoft.com/office/word/2006/wordml" xmlns:wps="http://schemas.microsoft.com/office/word/2010/wordprocessingShape" mc:Ignorable="w14 w15 w16se w16cid wp14">
+<w:ftr xmlns:wpc="http://schemas.microsoft.com/office/word/2010/wordprocessingCanvas" xmlns:mc="http://schemas.openxmlformats.org/markup-compatibility/2006" xmlns:o="urn:schemas-microsoft-com:office:office" xmlns:r="http://schemas.openxmlformats.org/officeDocument/2006/relationships" xmlns:m="http://schemas.openxmlformats.org/officeDocument/2006/math" xmlns:v="urn:schemas-microsoft-com:vml" xmlns:wp14="http://schemas.microsoft.com/office/word/2010/wordprocessingDrawing" xmlns:wp="http://schemas.openxmlformats.org/drawingml/2006/wordprocessingDrawing" xmlns:w10="urn:schemas-microsoft-com:office:word" xmlns:w="http://schemas.openxmlformats.org/wordprocessingml/2006/main" xmlns:w14="http://schemas.microsoft.com/office/word/2010/wordml" xmlns:w15="http://schemas.microsoft.com/office/word/2012/wordml" xmlns:wpg="http://schemas.microsoft.com/office/word/2010/wordprocessingGroup" xmlns:wpi="http://schemas.microsoft.com/office/word/2010/wordprocessingInk" xmlns:wne="http://schemas.microsoft.com/office/word/2006/wordml" xmlns:wps="http://schemas.microsoft.com/office/word/2010/wordprocessingShape" mc:Ignorable="w14 w15 wp14">
   <w:p>
     <w:pPr>
       <w:pStyle w:val="a7"/>
       <w:framePr w:wrap="auto" w:vAnchor="text" w:hAnchor="margin" w:xAlign="right" w:y="1"/>
       <w:rPr>
-        <w:rStyle w:val="ac"/>
+        <w:rStyle w:val="ab"/>
         <w:sz w:val="18"/>
         <w:szCs w:val="18"/>
       </w:rPr>
     </w:pPr>
     <w:r>
       <w:rPr>
-        <w:rStyle w:val="ac"/>
+        <w:rStyle w:val="ab"/>
         <w:sz w:val="18"/>
         <w:szCs w:val="18"/>
       </w:rPr>
@@ -18293,7 +18398,7 @@
     </w:r>
     <w:r>
       <w:rPr>
-        <w:rStyle w:val="ac"/>
+        <w:rStyle w:val="ab"/>
         <w:sz w:val="18"/>
         <w:szCs w:val="18"/>
       </w:rPr>
@@ -18301,7 +18406,7 @@
     </w:r>
     <w:r>
       <w:rPr>
-        <w:rStyle w:val="ac"/>
+        <w:rStyle w:val="ab"/>
         <w:sz w:val="18"/>
         <w:szCs w:val="18"/>
       </w:rPr>
@@ -18309,7 +18414,7 @@
     </w:r>
     <w:r>
       <w:rPr>
-        <w:rStyle w:val="ac"/>
+        <w:rStyle w:val="ab"/>
         <w:noProof/>
         <w:sz w:val="18"/>
         <w:szCs w:val="18"/>
@@ -18318,7 +18423,7 @@
     </w:r>
     <w:r>
       <w:rPr>
-        <w:rStyle w:val="ac"/>
+        <w:rStyle w:val="ab"/>
         <w:sz w:val="18"/>
         <w:szCs w:val="18"/>
       </w:rPr>
@@ -18334,7 +18439,7 @@
 </file>
 
 <file path=word/footnotes.xml><?xml version="1.0" encoding="utf-8"?>
-<w:footnotes xmlns:wpc="http://schemas.microsoft.com/office/word/2010/wordprocessingCanvas" xmlns:cx="http://schemas.microsoft.com/office/drawing/2014/chartex" xmlns:cx1="http://schemas.microsoft.com/office/drawing/2015/9/8/chartex" xmlns:cx2="http://schemas.microsoft.com/office/drawing/2015/10/21/chartex" xmlns:cx3="http://schemas.microsoft.com/office/drawing/2016/5/9/chartex" xmlns:cx4="http://schemas.microsoft.com/office/drawing/2016/5/10/chartex" xmlns:cx5="http://schemas.microsoft.com/office/drawing/2016/5/11/chartex" xmlns:cx6="http://schemas.microsoft.com/office/drawing/2016/5/12/chartex" xmlns:cx7="http://schemas.microsoft.com/office/drawing/2016/5/13/chartex" xmlns:cx8="http://schemas.microsoft.com/office/drawing/2016/5/14/chartex" xmlns:mc="http://schemas.openxmlformats.org/markup-compatibility/2006" xmlns:aink="http://schemas.microsoft.com/office/drawing/2016/ink" xmlns:am3d="http://schemas.microsoft.com/office/drawing/2017/model3d" xmlns:o="urn:schemas-microsoft-com:office:office" xmlns:r="http://schemas.openxmlformats.org/officeDocument/2006/relationships" xmlns:m="http://schemas.openxmlformats.org/officeDocument/2006/math" xmlns:v="urn:schemas-microsoft-com:vml" xmlns:wp14="http://schemas.microsoft.com/office/word/2010/wordprocessingDrawing" xmlns:wp="http://schemas.openxmlformats.org/drawingml/2006/wordprocessingDrawing" xmlns:w10="urn:schemas-microsoft-com:office:word" xmlns:w="http://schemas.openxmlformats.org/wordprocessingml/2006/main" xmlns:w14="http://schemas.microsoft.com/office/word/2010/wordml" xmlns:w15="http://schemas.microsoft.com/office/word/2012/wordml" xmlns:w16cid="http://schemas.microsoft.com/office/word/2016/wordml/cid" xmlns:w16se="http://schemas.microsoft.com/office/word/2015/wordml/symex" xmlns:wpg="http://schemas.microsoft.com/office/word/2010/wordprocessingGroup" xmlns:wpi="http://schemas.microsoft.com/office/word/2010/wordprocessingInk" xmlns:wne="http://schemas.microsoft.com/office/word/2006/wordml" xmlns:wps="http://schemas.microsoft.com/office/word/2010/wordprocessingShape" mc:Ignorable="w14 w15 w16se w16cid wp14">
+<w:footnotes xmlns:wpc="http://schemas.microsoft.com/office/word/2010/wordprocessingCanvas" xmlns:mc="http://schemas.openxmlformats.org/markup-compatibility/2006" xmlns:o="urn:schemas-microsoft-com:office:office" xmlns:r="http://schemas.openxmlformats.org/officeDocument/2006/relationships" xmlns:m="http://schemas.openxmlformats.org/officeDocument/2006/math" xmlns:v="urn:schemas-microsoft-com:vml" xmlns:wp14="http://schemas.microsoft.com/office/word/2010/wordprocessingDrawing" xmlns:wp="http://schemas.openxmlformats.org/drawingml/2006/wordprocessingDrawing" xmlns:w10="urn:schemas-microsoft-com:office:word" xmlns:w="http://schemas.openxmlformats.org/wordprocessingml/2006/main" xmlns:w14="http://schemas.microsoft.com/office/word/2010/wordml" xmlns:w15="http://schemas.microsoft.com/office/word/2012/wordml" xmlns:wpg="http://schemas.microsoft.com/office/word/2010/wordprocessingGroup" xmlns:wpi="http://schemas.microsoft.com/office/word/2010/wordprocessingInk" xmlns:wne="http://schemas.microsoft.com/office/word/2006/wordml" xmlns:wps="http://schemas.microsoft.com/office/word/2010/wordprocessingShape" mc:Ignorable="w14 w15 wp14">
   <w:footnote w:type="separator" w:id="-1">
     <w:p>
       <w:r>
@@ -18353,7 +18458,7 @@
 </file>
 
 <file path=word/header1.xml><?xml version="1.0" encoding="utf-8"?>
-<w:hdr xmlns:wpc="http://schemas.microsoft.com/office/word/2010/wordprocessingCanvas" xmlns:cx="http://schemas.microsoft.com/office/drawing/2014/chartex" xmlns:cx1="http://schemas.microsoft.com/office/drawing/2015/9/8/chartex" xmlns:cx2="http://schemas.microsoft.com/office/drawing/2015/10/21/chartex" xmlns:cx3="http://schemas.microsoft.com/office/drawing/2016/5/9/chartex" xmlns:cx4="http://schemas.microsoft.com/office/drawing/2016/5/10/chartex" xmlns:cx5="http://schemas.microsoft.com/office/drawing/2016/5/11/chartex" xmlns:cx6="http://schemas.microsoft.com/office/drawing/2016/5/12/chartex" xmlns:cx7="http://schemas.microsoft.com/office/drawing/2016/5/13/chartex" xmlns:cx8="http://schemas.microsoft.com/office/drawing/2016/5/14/chartex" xmlns:mc="http://schemas.openxmlformats.org/markup-compatibility/2006" xmlns:aink="http://schemas.microsoft.com/office/drawing/2016/ink" xmlns:am3d="http://schemas.microsoft.com/office/drawing/2017/model3d" xmlns:o="urn:schemas-microsoft-com:office:office" xmlns:r="http://schemas.openxmlformats.org/officeDocument/2006/relationships" xmlns:m="http://schemas.openxmlformats.org/officeDocument/2006/math" xmlns:v="urn:schemas-microsoft-com:vml" xmlns:wp14="http://schemas.microsoft.com/office/word/2010/wordprocessingDrawing" xmlns:wp="http://schemas.openxmlformats.org/drawingml/2006/wordprocessingDrawing" xmlns:w10="urn:schemas-microsoft-com:office:word" xmlns:w="http://schemas.openxmlformats.org/wordprocessingml/2006/main" xmlns:w14="http://schemas.microsoft.com/office/word/2010/wordml" xmlns:w15="http://schemas.microsoft.com/office/word/2012/wordml" xmlns:w16cid="http://schemas.microsoft.com/office/word/2016/wordml/cid" xmlns:w16se="http://schemas.microsoft.com/office/word/2015/wordml/symex" xmlns:wpg="http://schemas.microsoft.com/office/word/2010/wordprocessingGroup" xmlns:wpi="http://schemas.microsoft.com/office/word/2010/wordprocessingInk" xmlns:wne="http://schemas.microsoft.com/office/word/2006/wordml" xmlns:wps="http://schemas.microsoft.com/office/word/2010/wordprocessingShape" mc:Ignorable="w14 w15 w16se w16cid wp14">
+<w:hdr xmlns:wpc="http://schemas.microsoft.com/office/word/2010/wordprocessingCanvas" xmlns:mc="http://schemas.openxmlformats.org/markup-compatibility/2006" xmlns:o="urn:schemas-microsoft-com:office:office" xmlns:r="http://schemas.openxmlformats.org/officeDocument/2006/relationships" xmlns:m="http://schemas.openxmlformats.org/officeDocument/2006/math" xmlns:v="urn:schemas-microsoft-com:vml" xmlns:wp14="http://schemas.microsoft.com/office/word/2010/wordprocessingDrawing" xmlns:wp="http://schemas.openxmlformats.org/drawingml/2006/wordprocessingDrawing" xmlns:w10="urn:schemas-microsoft-com:office:word" xmlns:w="http://schemas.openxmlformats.org/wordprocessingml/2006/main" xmlns:w14="http://schemas.microsoft.com/office/word/2010/wordml" xmlns:w15="http://schemas.microsoft.com/office/word/2012/wordml" xmlns:wpg="http://schemas.microsoft.com/office/word/2010/wordprocessingGroup" xmlns:wpi="http://schemas.microsoft.com/office/word/2010/wordprocessingInk" xmlns:wne="http://schemas.microsoft.com/office/word/2006/wordml" xmlns:wps="http://schemas.microsoft.com/office/word/2010/wordprocessingShape" mc:Ignorable="w14 w15 wp14">
   <w:p>
     <w:pPr>
       <w:pStyle w:val="a5"/>
@@ -18420,7 +18525,7 @@
 </file>
 
 <file path=word/header2.xml><?xml version="1.0" encoding="utf-8"?>
-<w:hdr xmlns:wpc="http://schemas.microsoft.com/office/word/2010/wordprocessingCanvas" xmlns:cx="http://schemas.microsoft.com/office/drawing/2014/chartex" xmlns:cx1="http://schemas.microsoft.com/office/drawing/2015/9/8/chartex" xmlns:cx2="http://schemas.microsoft.com/office/drawing/2015/10/21/chartex" xmlns:cx3="http://schemas.microsoft.com/office/drawing/2016/5/9/chartex" xmlns:cx4="http://schemas.microsoft.com/office/drawing/2016/5/10/chartex" xmlns:cx5="http://schemas.microsoft.com/office/drawing/2016/5/11/chartex" xmlns:cx6="http://schemas.microsoft.com/office/drawing/2016/5/12/chartex" xmlns:cx7="http://schemas.microsoft.com/office/drawing/2016/5/13/chartex" xmlns:cx8="http://schemas.microsoft.com/office/drawing/2016/5/14/chartex" xmlns:mc="http://schemas.openxmlformats.org/markup-compatibility/2006" xmlns:aink="http://schemas.microsoft.com/office/drawing/2016/ink" xmlns:am3d="http://schemas.microsoft.com/office/drawing/2017/model3d" xmlns:o="urn:schemas-microsoft-com:office:office" xmlns:r="http://schemas.openxmlformats.org/officeDocument/2006/relationships" xmlns:m="http://schemas.openxmlformats.org/officeDocument/2006/math" xmlns:v="urn:schemas-microsoft-com:vml" xmlns:wp14="http://schemas.microsoft.com/office/word/2010/wordprocessingDrawing" xmlns:wp="http://schemas.openxmlformats.org/drawingml/2006/wordprocessingDrawing" xmlns:w10="urn:schemas-microsoft-com:office:word" xmlns:w="http://schemas.openxmlformats.org/wordprocessingml/2006/main" xmlns:w14="http://schemas.microsoft.com/office/word/2010/wordml" xmlns:w15="http://schemas.microsoft.com/office/word/2012/wordml" xmlns:w16cid="http://schemas.microsoft.com/office/word/2016/wordml/cid" xmlns:w16se="http://schemas.microsoft.com/office/word/2015/wordml/symex" xmlns:wpg="http://schemas.microsoft.com/office/word/2010/wordprocessingGroup" xmlns:wpi="http://schemas.microsoft.com/office/word/2010/wordprocessingInk" xmlns:wne="http://schemas.microsoft.com/office/word/2006/wordml" xmlns:wps="http://schemas.microsoft.com/office/word/2010/wordprocessingShape" mc:Ignorable="w14 w15 w16se w16cid wp14">
+<w:hdr xmlns:wpc="http://schemas.microsoft.com/office/word/2010/wordprocessingCanvas" xmlns:mc="http://schemas.openxmlformats.org/markup-compatibility/2006" xmlns:o="urn:schemas-microsoft-com:office:office" xmlns:r="http://schemas.openxmlformats.org/officeDocument/2006/relationships" xmlns:m="http://schemas.openxmlformats.org/officeDocument/2006/math" xmlns:v="urn:schemas-microsoft-com:vml" xmlns:wp14="http://schemas.microsoft.com/office/word/2010/wordprocessingDrawing" xmlns:wp="http://schemas.openxmlformats.org/drawingml/2006/wordprocessingDrawing" xmlns:w10="urn:schemas-microsoft-com:office:word" xmlns:w="http://schemas.openxmlformats.org/wordprocessingml/2006/main" xmlns:w14="http://schemas.microsoft.com/office/word/2010/wordml" xmlns:w15="http://schemas.microsoft.com/office/word/2012/wordml" xmlns:wpg="http://schemas.microsoft.com/office/word/2010/wordprocessingGroup" xmlns:wpi="http://schemas.microsoft.com/office/word/2010/wordprocessingInk" xmlns:wne="http://schemas.microsoft.com/office/word/2006/wordml" xmlns:wps="http://schemas.microsoft.com/office/word/2010/wordprocessingShape" mc:Ignorable="w14 w15 wp14">
   <w:p>
     <w:pPr>
       <w:pStyle w:val="a5"/>
@@ -18447,7 +18552,7 @@
 </file>
 
 <file path=word/header3.xml><?xml version="1.0" encoding="utf-8"?>
-<w:hdr xmlns:wpc="http://schemas.microsoft.com/office/word/2010/wordprocessingCanvas" xmlns:cx="http://schemas.microsoft.com/office/drawing/2014/chartex" xmlns:cx1="http://schemas.microsoft.com/office/drawing/2015/9/8/chartex" xmlns:cx2="http://schemas.microsoft.com/office/drawing/2015/10/21/chartex" xmlns:cx3="http://schemas.microsoft.com/office/drawing/2016/5/9/chartex" xmlns:cx4="http://schemas.microsoft.com/office/drawing/2016/5/10/chartex" xmlns:cx5="http://schemas.microsoft.com/office/drawing/2016/5/11/chartex" xmlns:cx6="http://schemas.microsoft.com/office/drawing/2016/5/12/chartex" xmlns:cx7="http://schemas.microsoft.com/office/drawing/2016/5/13/chartex" xmlns:cx8="http://schemas.microsoft.com/office/drawing/2016/5/14/chartex" xmlns:mc="http://schemas.openxmlformats.org/markup-compatibility/2006" xmlns:aink="http://schemas.microsoft.com/office/drawing/2016/ink" xmlns:am3d="http://schemas.microsoft.com/office/drawing/2017/model3d" xmlns:o="urn:schemas-microsoft-com:office:office" xmlns:r="http://schemas.openxmlformats.org/officeDocument/2006/relationships" xmlns:m="http://schemas.openxmlformats.org/officeDocument/2006/math" xmlns:v="urn:schemas-microsoft-com:vml" xmlns:wp14="http://schemas.microsoft.com/office/word/2010/wordprocessingDrawing" xmlns:wp="http://schemas.openxmlformats.org/drawingml/2006/wordprocessingDrawing" xmlns:w10="urn:schemas-microsoft-com:office:word" xmlns:w="http://schemas.openxmlformats.org/wordprocessingml/2006/main" xmlns:w14="http://schemas.microsoft.com/office/word/2010/wordml" xmlns:w15="http://schemas.microsoft.com/office/word/2012/wordml" xmlns:w16cid="http://schemas.microsoft.com/office/word/2016/wordml/cid" xmlns:w16se="http://schemas.microsoft.com/office/word/2015/wordml/symex" xmlns:wpg="http://schemas.microsoft.com/office/word/2010/wordprocessingGroup" xmlns:wpi="http://schemas.microsoft.com/office/word/2010/wordprocessingInk" xmlns:wne="http://schemas.microsoft.com/office/word/2006/wordml" xmlns:wps="http://schemas.microsoft.com/office/word/2010/wordprocessingShape" mc:Ignorable="w14 w15 w16se w16cid wp14">
+<w:hdr xmlns:wpc="http://schemas.microsoft.com/office/word/2010/wordprocessingCanvas" xmlns:mc="http://schemas.openxmlformats.org/markup-compatibility/2006" xmlns:o="urn:schemas-microsoft-com:office:office" xmlns:r="http://schemas.openxmlformats.org/officeDocument/2006/relationships" xmlns:m="http://schemas.openxmlformats.org/officeDocument/2006/math" xmlns:v="urn:schemas-microsoft-com:vml" xmlns:wp14="http://schemas.microsoft.com/office/word/2010/wordprocessingDrawing" xmlns:wp="http://schemas.openxmlformats.org/drawingml/2006/wordprocessingDrawing" xmlns:w10="urn:schemas-microsoft-com:office:word" xmlns:w="http://schemas.openxmlformats.org/wordprocessingml/2006/main" xmlns:w14="http://schemas.microsoft.com/office/word/2010/wordml" xmlns:w15="http://schemas.microsoft.com/office/word/2012/wordml" xmlns:wpg="http://schemas.microsoft.com/office/word/2010/wordprocessingGroup" xmlns:wpi="http://schemas.microsoft.com/office/word/2010/wordprocessingInk" xmlns:wne="http://schemas.microsoft.com/office/word/2006/wordml" xmlns:wps="http://schemas.microsoft.com/office/word/2010/wordprocessingShape" mc:Ignorable="w14 w15 wp14">
   <w:p>
     <w:pPr>
       <w:pStyle w:val="a5"/>
@@ -18460,7 +18565,7 @@
 </file>
 
 <file path=word/header4.xml><?xml version="1.0" encoding="utf-8"?>
-<w:hdr xmlns:wpc="http://schemas.microsoft.com/office/word/2010/wordprocessingCanvas" xmlns:cx="http://schemas.microsoft.com/office/drawing/2014/chartex" xmlns:cx1="http://schemas.microsoft.com/office/drawing/2015/9/8/chartex" xmlns:cx2="http://schemas.microsoft.com/office/drawing/2015/10/21/chartex" xmlns:cx3="http://schemas.microsoft.com/office/drawing/2016/5/9/chartex" xmlns:cx4="http://schemas.microsoft.com/office/drawing/2016/5/10/chartex" xmlns:cx5="http://schemas.microsoft.com/office/drawing/2016/5/11/chartex" xmlns:cx6="http://schemas.microsoft.com/office/drawing/2016/5/12/chartex" xmlns:cx7="http://schemas.microsoft.com/office/drawing/2016/5/13/chartex" xmlns:cx8="http://schemas.microsoft.com/office/drawing/2016/5/14/chartex" xmlns:mc="http://schemas.openxmlformats.org/markup-compatibility/2006" xmlns:aink="http://schemas.microsoft.com/office/drawing/2016/ink" xmlns:am3d="http://schemas.microsoft.com/office/drawing/2017/model3d" xmlns:o="urn:schemas-microsoft-com:office:office" xmlns:r="http://schemas.openxmlformats.org/officeDocument/2006/relationships" xmlns:m="http://schemas.openxmlformats.org/officeDocument/2006/math" xmlns:v="urn:schemas-microsoft-com:vml" xmlns:wp14="http://schemas.microsoft.com/office/word/2010/wordprocessingDrawing" xmlns:wp="http://schemas.openxmlformats.org/drawingml/2006/wordprocessingDrawing" xmlns:w10="urn:schemas-microsoft-com:office:word" xmlns:w="http://schemas.openxmlformats.org/wordprocessingml/2006/main" xmlns:w14="http://schemas.microsoft.com/office/word/2010/wordml" xmlns:w15="http://schemas.microsoft.com/office/word/2012/wordml" xmlns:w16cid="http://schemas.microsoft.com/office/word/2016/wordml/cid" xmlns:w16se="http://schemas.microsoft.com/office/word/2015/wordml/symex" xmlns:wpg="http://schemas.microsoft.com/office/word/2010/wordprocessingGroup" xmlns:wpi="http://schemas.microsoft.com/office/word/2010/wordprocessingInk" xmlns:wne="http://schemas.microsoft.com/office/word/2006/wordml" xmlns:wps="http://schemas.microsoft.com/office/word/2010/wordprocessingShape" mc:Ignorable="w14 w15 w16se w16cid wp14">
+<w:hdr xmlns:wpc="http://schemas.microsoft.com/office/word/2010/wordprocessingCanvas" xmlns:mc="http://schemas.openxmlformats.org/markup-compatibility/2006" xmlns:o="urn:schemas-microsoft-com:office:office" xmlns:r="http://schemas.openxmlformats.org/officeDocument/2006/relationships" xmlns:m="http://schemas.openxmlformats.org/officeDocument/2006/math" xmlns:v="urn:schemas-microsoft-com:vml" xmlns:wp14="http://schemas.microsoft.com/office/word/2010/wordprocessingDrawing" xmlns:wp="http://schemas.openxmlformats.org/drawingml/2006/wordprocessingDrawing" xmlns:w10="urn:schemas-microsoft-com:office:word" xmlns:w="http://schemas.openxmlformats.org/wordprocessingml/2006/main" xmlns:w14="http://schemas.microsoft.com/office/word/2010/wordml" xmlns:w15="http://schemas.microsoft.com/office/word/2012/wordml" xmlns:wpg="http://schemas.microsoft.com/office/word/2010/wordprocessingGroup" xmlns:wpi="http://schemas.microsoft.com/office/word/2010/wordprocessingInk" xmlns:wne="http://schemas.microsoft.com/office/word/2006/wordml" xmlns:wps="http://schemas.microsoft.com/office/word/2010/wordprocessingShape" mc:Ignorable="w14 w15 wp14">
   <w:p>
     <w:pPr>
       <w:pStyle w:val="a5"/>
@@ -18473,8 +18578,8 @@
 </file>
 
 <file path=word/numbering.xml><?xml version="1.0" encoding="utf-8"?>
-<w:numbering xmlns:wpc="http://schemas.microsoft.com/office/word/2010/wordprocessingCanvas" xmlns:cx="http://schemas.microsoft.com/office/drawing/2014/chartex" xmlns:cx1="http://schemas.microsoft.com/office/drawing/2015/9/8/chartex" xmlns:cx2="http://schemas.microsoft.com/office/drawing/2015/10/21/chartex" xmlns:cx3="http://schemas.microsoft.com/office/drawing/2016/5/9/chartex" xmlns:cx4="http://schemas.microsoft.com/office/drawing/2016/5/10/chartex" xmlns:cx5="http://schemas.microsoft.com/office/drawing/2016/5/11/chartex" xmlns:cx6="http://schemas.microsoft.com/office/drawing/2016/5/12/chartex" xmlns:cx7="http://schemas.microsoft.com/office/drawing/2016/5/13/chartex" xmlns:cx8="http://schemas.microsoft.com/office/drawing/2016/5/14/chartex" xmlns:mc="http://schemas.openxmlformats.org/markup-compatibility/2006" xmlns:aink="http://schemas.microsoft.com/office/drawing/2016/ink" xmlns:am3d="http://schemas.microsoft.com/office/drawing/2017/model3d" xmlns:o="urn:schemas-microsoft-com:office:office" xmlns:r="http://schemas.openxmlformats.org/officeDocument/2006/relationships" xmlns:m="http://schemas.openxmlformats.org/officeDocument/2006/math" xmlns:v="urn:schemas-microsoft-com:vml" xmlns:wp14="http://schemas.microsoft.com/office/word/2010/wordprocessingDrawing" xmlns:wp="http://schemas.openxmlformats.org/drawingml/2006/wordprocessingDrawing" xmlns:w10="urn:schemas-microsoft-com:office:word" xmlns:w="http://schemas.openxmlformats.org/wordprocessingml/2006/main" xmlns:w14="http://schemas.microsoft.com/office/word/2010/wordml" xmlns:w15="http://schemas.microsoft.com/office/word/2012/wordml" xmlns:w16cid="http://schemas.microsoft.com/office/word/2016/wordml/cid" xmlns:w16se="http://schemas.microsoft.com/office/word/2015/wordml/symex" xmlns:wpg="http://schemas.microsoft.com/office/word/2010/wordprocessingGroup" xmlns:wpi="http://schemas.microsoft.com/office/word/2010/wordprocessingInk" xmlns:wne="http://schemas.microsoft.com/office/word/2006/wordml" xmlns:wps="http://schemas.microsoft.com/office/word/2010/wordprocessingShape" mc:Ignorable="w14 w15 w16se w16cid wp14">
-  <w:abstractNum w:abstractNumId="0" w15:restartNumberingAfterBreak="0">
+<w:numbering xmlns:wpc="http://schemas.microsoft.com/office/word/2010/wordprocessingCanvas" xmlns:mc="http://schemas.openxmlformats.org/markup-compatibility/2006" xmlns:o="urn:schemas-microsoft-com:office:office" xmlns:r="http://schemas.openxmlformats.org/officeDocument/2006/relationships" xmlns:m="http://schemas.openxmlformats.org/officeDocument/2006/math" xmlns:v="urn:schemas-microsoft-com:vml" xmlns:wp14="http://schemas.microsoft.com/office/word/2010/wordprocessingDrawing" xmlns:wp="http://schemas.openxmlformats.org/drawingml/2006/wordprocessingDrawing" xmlns:w10="urn:schemas-microsoft-com:office:word" xmlns:w="http://schemas.openxmlformats.org/wordprocessingml/2006/main" xmlns:w14="http://schemas.microsoft.com/office/word/2010/wordml" xmlns:w15="http://schemas.microsoft.com/office/word/2012/wordml" xmlns:wpg="http://schemas.microsoft.com/office/word/2010/wordprocessingGroup" xmlns:wpi="http://schemas.microsoft.com/office/word/2010/wordprocessingInk" xmlns:wne="http://schemas.microsoft.com/office/word/2006/wordml" xmlns:wps="http://schemas.microsoft.com/office/word/2010/wordprocessingShape" mc:Ignorable="w14 w15 wp14">
+  <w:abstractNum w:abstractNumId="0">
     <w:nsid w:val="FFFFFF89"/>
     <w:multiLevelType w:val="singleLevel"/>
     <w:tmpl w:val="EEA61E54"/>
@@ -18494,7 +18599,7 @@
       </w:rPr>
     </w:lvl>
   </w:abstractNum>
-  <w:abstractNum w:abstractNumId="1" w15:restartNumberingAfterBreak="0">
+  <w:abstractNum w:abstractNumId="1">
     <w:nsid w:val="1A1A7F2E"/>
     <w:multiLevelType w:val="multilevel"/>
     <w:tmpl w:val="938A8520"/>
@@ -18634,7 +18739,7 @@
       </w:rPr>
     </w:lvl>
   </w:abstractNum>
-  <w:abstractNum w:abstractNumId="2" w15:restartNumberingAfterBreak="0">
+  <w:abstractNum w:abstractNumId="2">
     <w:nsid w:val="1F606D79"/>
     <w:multiLevelType w:val="hybridMultilevel"/>
     <w:tmpl w:val="5AA4B282"/>
@@ -18774,7 +18879,7 @@
       </w:rPr>
     </w:lvl>
   </w:abstractNum>
-  <w:abstractNum w:abstractNumId="3" w15:restartNumberingAfterBreak="0">
+  <w:abstractNum w:abstractNumId="3">
     <w:nsid w:val="24ED50EB"/>
     <w:multiLevelType w:val="hybridMultilevel"/>
     <w:tmpl w:val="7A7EC8CC"/>
@@ -18863,7 +18968,7 @@
       </w:pPr>
     </w:lvl>
   </w:abstractNum>
-  <w:abstractNum w:abstractNumId="4" w15:restartNumberingAfterBreak="0">
+  <w:abstractNum w:abstractNumId="4">
     <w:nsid w:val="2E1B769D"/>
     <w:multiLevelType w:val="multilevel"/>
     <w:tmpl w:val="49BAC864"/>
@@ -19003,7 +19108,7 @@
       </w:rPr>
     </w:lvl>
   </w:abstractNum>
-  <w:abstractNum w:abstractNumId="5" w15:restartNumberingAfterBreak="0">
+  <w:abstractNum w:abstractNumId="5">
     <w:nsid w:val="308F1126"/>
     <w:multiLevelType w:val="hybridMultilevel"/>
     <w:tmpl w:val="36AE1782"/>
@@ -19143,7 +19248,7 @@
       </w:rPr>
     </w:lvl>
   </w:abstractNum>
-  <w:abstractNum w:abstractNumId="6" w15:restartNumberingAfterBreak="0">
+  <w:abstractNum w:abstractNumId="6">
     <w:nsid w:val="30B26303"/>
     <w:multiLevelType w:val="multilevel"/>
     <w:tmpl w:val="938A8520"/>
@@ -19283,7 +19388,7 @@
       </w:rPr>
     </w:lvl>
   </w:abstractNum>
-  <w:abstractNum w:abstractNumId="7" w15:restartNumberingAfterBreak="0">
+  <w:abstractNum w:abstractNumId="7">
     <w:nsid w:val="471949FB"/>
     <w:multiLevelType w:val="multilevel"/>
     <w:tmpl w:val="A8F65ED6"/>
@@ -19423,7 +19528,7 @@
       </w:rPr>
     </w:lvl>
   </w:abstractNum>
-  <w:abstractNum w:abstractNumId="8" w15:restartNumberingAfterBreak="0">
+  <w:abstractNum w:abstractNumId="8">
     <w:nsid w:val="4AF6778D"/>
     <w:multiLevelType w:val="hybridMultilevel"/>
     <w:tmpl w:val="F140D3C4"/>
@@ -19563,7 +19668,7 @@
       </w:rPr>
     </w:lvl>
   </w:abstractNum>
-  <w:abstractNum w:abstractNumId="9" w15:restartNumberingAfterBreak="0">
+  <w:abstractNum w:abstractNumId="9">
     <w:nsid w:val="4DB73BBE"/>
     <w:multiLevelType w:val="multilevel"/>
     <w:tmpl w:val="43D83572"/>
@@ -19703,7 +19808,7 @@
       </w:rPr>
     </w:lvl>
   </w:abstractNum>
-  <w:abstractNum w:abstractNumId="10" w15:restartNumberingAfterBreak="0">
+  <w:abstractNum w:abstractNumId="10">
     <w:nsid w:val="54D66C9E"/>
     <w:multiLevelType w:val="hybridMultilevel"/>
     <w:tmpl w:val="21542038"/>
@@ -19843,7 +19948,7 @@
       </w:rPr>
     </w:lvl>
   </w:abstractNum>
-  <w:abstractNum w:abstractNumId="11" w15:restartNumberingAfterBreak="0">
+  <w:abstractNum w:abstractNumId="11">
     <w:nsid w:val="56D31BD0"/>
     <w:multiLevelType w:val="hybridMultilevel"/>
     <w:tmpl w:val="72D01A6E"/>
@@ -19983,7 +20088,7 @@
       </w:rPr>
     </w:lvl>
   </w:abstractNum>
-  <w:abstractNum w:abstractNumId="12" w15:restartNumberingAfterBreak="0">
+  <w:abstractNum w:abstractNumId="12">
     <w:nsid w:val="59FD0435"/>
     <w:multiLevelType w:val="multilevel"/>
     <w:tmpl w:val="4336C92C"/>
@@ -20105,7 +20210,7 @@
       </w:rPr>
     </w:lvl>
   </w:abstractNum>
-  <w:abstractNum w:abstractNumId="13" w15:restartNumberingAfterBreak="0">
+  <w:abstractNum w:abstractNumId="13">
     <w:nsid w:val="5DE14BEB"/>
     <w:multiLevelType w:val="hybridMultilevel"/>
     <w:tmpl w:val="63E4943E"/>
@@ -20245,7 +20350,7 @@
       </w:rPr>
     </w:lvl>
   </w:abstractNum>
-  <w:abstractNum w:abstractNumId="14" w15:restartNumberingAfterBreak="0">
+  <w:abstractNum w:abstractNumId="14">
     <w:nsid w:val="609F0FCF"/>
     <w:multiLevelType w:val="multilevel"/>
     <w:tmpl w:val="84B21252"/>
@@ -20385,7 +20490,7 @@
       </w:rPr>
     </w:lvl>
   </w:abstractNum>
-  <w:abstractNum w:abstractNumId="15" w15:restartNumberingAfterBreak="0">
+  <w:abstractNum w:abstractNumId="15">
     <w:nsid w:val="6C8336DB"/>
     <w:multiLevelType w:val="multilevel"/>
     <w:tmpl w:val="3D7AE342"/>
@@ -20525,7 +20630,7 @@
       </w:rPr>
     </w:lvl>
   </w:abstractNum>
-  <w:abstractNum w:abstractNumId="16" w15:restartNumberingAfterBreak="0">
+  <w:abstractNum w:abstractNumId="16">
     <w:nsid w:val="7684096D"/>
     <w:multiLevelType w:val="multilevel"/>
     <w:tmpl w:val="938A8520"/>
@@ -20665,7 +20770,7 @@
       </w:rPr>
     </w:lvl>
   </w:abstractNum>
-  <w:abstractNum w:abstractNumId="17" w15:restartNumberingAfterBreak="0">
+  <w:abstractNum w:abstractNumId="17">
     <w:nsid w:val="7AA7255E"/>
     <w:multiLevelType w:val="hybridMultilevel"/>
     <w:tmpl w:val="8A1A955A"/>
@@ -20863,17 +20968,17 @@
 </file>
 
 <file path=word/styles.xml><?xml version="1.0" encoding="utf-8"?>
-<w:styles xmlns:mc="http://schemas.openxmlformats.org/markup-compatibility/2006" xmlns:r="http://schemas.openxmlformats.org/officeDocument/2006/relationships" xmlns:w="http://schemas.openxmlformats.org/wordprocessingml/2006/main" xmlns:w14="http://schemas.microsoft.com/office/word/2010/wordml" xmlns:w15="http://schemas.microsoft.com/office/word/2012/wordml" xmlns:w16cid="http://schemas.microsoft.com/office/word/2016/wordml/cid" xmlns:w16se="http://schemas.microsoft.com/office/word/2015/wordml/symex" mc:Ignorable="w14 w15 w16se w16cid">
+<w:styles xmlns:mc="http://schemas.openxmlformats.org/markup-compatibility/2006" xmlns:r="http://schemas.openxmlformats.org/officeDocument/2006/relationships" xmlns:w="http://schemas.openxmlformats.org/wordprocessingml/2006/main" xmlns:w14="http://schemas.microsoft.com/office/word/2010/wordml" xmlns:w15="http://schemas.microsoft.com/office/word/2012/wordml" mc:Ignorable="w14 w15">
   <w:docDefaults>
     <w:rPrDefault>
       <w:rPr>
         <w:rFonts w:ascii="Times New Roman" w:eastAsia="Times New Roman" w:hAnsi="Times New Roman" w:cs="Times New Roman"/>
-        <w:lang w:val="ru-UA" w:eastAsia="ru-UA" w:bidi="ar-SA"/>
+        <w:lang w:val="aa-ET" w:eastAsia="aa-ET" w:bidi="ar-SA"/>
       </w:rPr>
     </w:rPrDefault>
     <w:pPrDefault/>
   </w:docDefaults>
-  <w:latentStyles w:defLockedState="0" w:defUIPriority="99" w:defSemiHidden="0" w:defUnhideWhenUsed="0" w:defQFormat="0" w:count="375">
+  <w:latentStyles w:defLockedState="0" w:defUIPriority="99" w:defSemiHidden="0" w:defUnhideWhenUsed="0" w:defQFormat="0" w:count="371">
     <w:lsdException w:name="Normal" w:uiPriority="0" w:qFormat="1"/>
     <w:lsdException w:name="heading 1" w:uiPriority="9" w:qFormat="1"/>
     <w:lsdException w:name="heading 2" w:uiPriority="9" w:qFormat="1"/>
@@ -21245,10 +21350,6 @@
     <w:lsdException w:name="List Table 5 Dark Accent 6" w:uiPriority="50"/>
     <w:lsdException w:name="List Table 6 Colorful Accent 6" w:uiPriority="51"/>
     <w:lsdException w:name="List Table 7 Colorful Accent 6" w:uiPriority="52"/>
-    <w:lsdException w:name="Mention" w:semiHidden="1" w:unhideWhenUsed="1"/>
-    <w:lsdException w:name="Smart Hyperlink" w:semiHidden="1" w:unhideWhenUsed="1"/>
-    <w:lsdException w:name="Hashtag" w:semiHidden="1" w:unhideWhenUsed="1"/>
-    <w:lsdException w:name="Unresolved Mention" w:semiHidden="1" w:unhideWhenUsed="1"/>
   </w:latentStyles>
   <w:style w:type="paragraph" w:default="1" w:styleId="a">
     <w:name w:val="Normal"/>
@@ -21716,10 +21817,10 @@
       <w:lang w:val="ru-RU" w:eastAsia="ru-RU"/>
     </w:rPr>
   </w:style>
-  <w:style w:type="paragraph" w:customStyle="1" w:styleId="a9">
-    <w:name w:val="Название"/>
+  <w:style w:type="paragraph" w:customStyle="1" w:styleId="11">
+    <w:name w:val="Название1"/>
     <w:basedOn w:val="a"/>
-    <w:link w:val="aa"/>
+    <w:link w:val="a9"/>
     <w:uiPriority w:val="10"/>
     <w:qFormat/>
     <w:pPr>
@@ -21737,9 +21838,9 @@
       <w:szCs w:val="32"/>
     </w:rPr>
   </w:style>
-  <w:style w:type="character" w:customStyle="1" w:styleId="aa">
+  <w:style w:type="character" w:customStyle="1" w:styleId="a9">
     <w:name w:val="Название Знак"/>
-    <w:link w:val="a9"/>
+    <w:link w:val="11"/>
     <w:uiPriority w:val="10"/>
     <w:locked/>
     <w:rPr>
@@ -21809,7 +21910,7 @@
       <w:lang w:val="ru-RU" w:eastAsia="ru-RU"/>
     </w:rPr>
   </w:style>
-  <w:style w:type="character" w:styleId="ab">
+  <w:style w:type="character" w:styleId="aa">
     <w:name w:val="Hyperlink"/>
     <w:rPr>
       <w:rFonts w:cs="Times New Roman"/>
@@ -21817,14 +21918,14 @@
       <w:u w:val="single"/>
     </w:rPr>
   </w:style>
-  <w:style w:type="character" w:styleId="ac">
+  <w:style w:type="character" w:styleId="ab">
     <w:name w:val="page number"/>
     <w:uiPriority w:val="99"/>
     <w:rPr>
       <w:rFonts w:cs="Times New Roman"/>
     </w:rPr>
   </w:style>
-  <w:style w:type="character" w:customStyle="1" w:styleId="ad">
+  <w:style w:type="character" w:customStyle="1" w:styleId="ac">
     <w:name w:val="Основной шрифт"/>
     <w:uiPriority w:val="99"/>
   </w:style>
@@ -21878,7 +21979,7 @@
       <w:lang w:val="ru-RU" w:eastAsia="ru-RU"/>
     </w:rPr>
   </w:style>
-  <w:style w:type="character" w:styleId="ae">
+  <w:style w:type="character" w:styleId="ad">
     <w:name w:val="FollowedHyperlink"/>
     <w:uiPriority w:val="99"/>
     <w:rPr>
@@ -21908,7 +22009,7 @@
       <w:lang w:val="en-US" w:eastAsia="en-US"/>
     </w:rPr>
   </w:style>
-  <w:style w:type="table" w:styleId="af">
+  <w:style w:type="table" w:styleId="ae">
     <w:name w:val="Table Grid"/>
     <w:basedOn w:val="a1"/>
     <w:uiPriority w:val="59"/>
@@ -21918,7 +22019,6 @@
       <w:autoSpaceDN w:val="0"/>
     </w:pPr>
     <w:tblPr>
-      <w:tblInd w:w="0" w:type="nil"/>
       <w:tblBorders>
         <w:top w:val="single" w:sz="4" w:space="0" w:color="auto"/>
         <w:left w:val="single" w:sz="4" w:space="0" w:color="auto"/>
@@ -21927,9 +22027,15 @@
         <w:insideH w:val="single" w:sz="4" w:space="0" w:color="auto"/>
         <w:insideV w:val="single" w:sz="4" w:space="0" w:color="auto"/>
       </w:tblBorders>
+      <w:tblCellMar>
+        <w:top w:w="0" w:type="dxa"/>
+        <w:left w:w="108" w:type="dxa"/>
+        <w:bottom w:w="0" w:type="dxa"/>
+        <w:right w:w="108" w:type="dxa"/>
+      </w:tblCellMar>
     </w:tblPr>
   </w:style>
-  <w:style w:type="character" w:customStyle="1" w:styleId="11">
+  <w:style w:type="character" w:customStyle="1" w:styleId="12">
     <w:name w:val="Основной текст Знак1"/>
     <w:rsid w:val="007B5482"/>
     <w:rPr>
@@ -21939,10 +22045,10 @@
       <w:lang w:val="uk-UA" w:eastAsia="ru-RU" w:bidi="ar-SA"/>
     </w:rPr>
   </w:style>
-  <w:style w:type="paragraph" w:styleId="af0">
+  <w:style w:type="paragraph" w:styleId="af">
     <w:name w:val="Balloon Text"/>
     <w:basedOn w:val="a"/>
-    <w:link w:val="af1"/>
+    <w:link w:val="af0"/>
     <w:unhideWhenUsed/>
     <w:rsid w:val="003C0D3B"/>
     <w:rPr>
@@ -21951,9 +22057,9 @@
       <w:szCs w:val="16"/>
     </w:rPr>
   </w:style>
-  <w:style w:type="character" w:customStyle="1" w:styleId="af1">
+  <w:style w:type="character" w:customStyle="1" w:styleId="af0">
     <w:name w:val="Текст выноски Знак"/>
-    <w:link w:val="af0"/>
+    <w:link w:val="af"/>
     <w:rsid w:val="003C0D3B"/>
     <w:rPr>
       <w:rFonts w:ascii="Tahoma" w:eastAsia="MS Mincho" w:hAnsi="Tahoma" w:cs="Tahoma"/>
@@ -21989,7 +22095,7 @@
       <w:szCs w:val="24"/>
     </w:rPr>
   </w:style>
-  <w:style w:type="paragraph" w:styleId="af2">
+  <w:style w:type="paragraph" w:styleId="af1">
     <w:name w:val="Normal (Web)"/>
     <w:basedOn w:val="a"/>
     <w:uiPriority w:val="99"/>
@@ -22010,10 +22116,10 @@
       <w:bCs w:val="0"/>
       <w:sz w:val="24"/>
       <w:szCs w:val="24"/>
-      <w:lang w:val="ru-UA" w:eastAsia="ru-UA"/>
+      <w:lang w:val="aa-ET" w:eastAsia="aa-ET"/>
     </w:rPr>
   </w:style>
-  <w:style w:type="character" w:styleId="af3">
+  <w:style w:type="character" w:styleId="af2">
     <w:name w:val="Placeholder Text"/>
     <w:basedOn w:val="a0"/>
     <w:uiPriority w:val="99"/>
@@ -22027,7 +22133,7 @@
 </file>
 
 <file path=word/glossary/document.xml><?xml version="1.0" encoding="utf-8"?>
-<w:glossaryDocument xmlns:wpc="http://schemas.microsoft.com/office/word/2010/wordprocessingCanvas" xmlns:cx="http://schemas.microsoft.com/office/drawing/2014/chartex" xmlns:cx1="http://schemas.microsoft.com/office/drawing/2015/9/8/chartex" xmlns:cx2="http://schemas.microsoft.com/office/drawing/2015/10/21/chartex" xmlns:cx3="http://schemas.microsoft.com/office/drawing/2016/5/9/chartex" xmlns:cx4="http://schemas.microsoft.com/office/drawing/2016/5/10/chartex" xmlns:cx5="http://schemas.microsoft.com/office/drawing/2016/5/11/chartex" xmlns:cx6="http://schemas.microsoft.com/office/drawing/2016/5/12/chartex" xmlns:cx7="http://schemas.microsoft.com/office/drawing/2016/5/13/chartex" xmlns:cx8="http://schemas.microsoft.com/office/drawing/2016/5/14/chartex" xmlns:mc="http://schemas.openxmlformats.org/markup-compatibility/2006" xmlns:aink="http://schemas.microsoft.com/office/drawing/2016/ink" xmlns:am3d="http://schemas.microsoft.com/office/drawing/2017/model3d" xmlns:o="urn:schemas-microsoft-com:office:office" xmlns:r="http://schemas.openxmlformats.org/officeDocument/2006/relationships" xmlns:m="http://schemas.openxmlformats.org/officeDocument/2006/math" xmlns:v="urn:schemas-microsoft-com:vml" xmlns:wp14="http://schemas.microsoft.com/office/word/2010/wordprocessingDrawing" xmlns:wp="http://schemas.openxmlformats.org/drawingml/2006/wordprocessingDrawing" xmlns:w10="urn:schemas-microsoft-com:office:word" xmlns:w="http://schemas.openxmlformats.org/wordprocessingml/2006/main" xmlns:w14="http://schemas.microsoft.com/office/word/2010/wordml" xmlns:w15="http://schemas.microsoft.com/office/word/2012/wordml" xmlns:w16cid="http://schemas.microsoft.com/office/word/2016/wordml/cid" xmlns:w16se="http://schemas.microsoft.com/office/word/2015/wordml/symex" xmlns:wpg="http://schemas.microsoft.com/office/word/2010/wordprocessingGroup" xmlns:wpi="http://schemas.microsoft.com/office/word/2010/wordprocessingInk" xmlns:wne="http://schemas.microsoft.com/office/word/2006/wordml" xmlns:wps="http://schemas.microsoft.com/office/word/2010/wordprocessingShape" mc:Ignorable="w14 w15 w16se w16cid wp14">
+<w:glossaryDocument xmlns:wpc="http://schemas.microsoft.com/office/word/2010/wordprocessingCanvas" xmlns:mc="http://schemas.openxmlformats.org/markup-compatibility/2006" xmlns:o="urn:schemas-microsoft-com:office:office" xmlns:r="http://schemas.openxmlformats.org/officeDocument/2006/relationships" xmlns:m="http://schemas.openxmlformats.org/officeDocument/2006/math" xmlns:v="urn:schemas-microsoft-com:vml" xmlns:wp14="http://schemas.microsoft.com/office/word/2010/wordprocessingDrawing" xmlns:wp="http://schemas.openxmlformats.org/drawingml/2006/wordprocessingDrawing" xmlns:w10="urn:schemas-microsoft-com:office:word" xmlns:w="http://schemas.openxmlformats.org/wordprocessingml/2006/main" xmlns:w14="http://schemas.microsoft.com/office/word/2010/wordml" xmlns:w15="http://schemas.microsoft.com/office/word/2012/wordml" xmlns:wpg="http://schemas.microsoft.com/office/word/2010/wordprocessingGroup" xmlns:wpi="http://schemas.microsoft.com/office/word/2010/wordprocessingInk" xmlns:wne="http://schemas.microsoft.com/office/word/2006/wordml" xmlns:wps="http://schemas.microsoft.com/office/word/2010/wordprocessingShape" mc:Ignorable="w14 w15 wp14">
   <w:docParts>
     <w:docPart>
       <w:docPartPr>
@@ -22910,12 +23016,41 @@
         </w:p>
       </w:docPartBody>
     </w:docPart>
+    <w:docPart>
+      <w:docPartPr>
+        <w:name w:val="FF0358B249E24E5A90FAA2F45559DC52"/>
+        <w:category>
+          <w:name w:val="Общие"/>
+          <w:gallery w:val="placeholder"/>
+        </w:category>
+        <w:types>
+          <w:type w:val="bbPlcHdr"/>
+        </w:types>
+        <w:behaviors>
+          <w:behavior w:val="content"/>
+        </w:behaviors>
+        <w:guid w:val="{1EF54E0B-D6F2-4864-A86E-7A29D00550E3}"/>
+      </w:docPartPr>
+      <w:docPartBody>
+        <w:p>
+          <w:pPr>
+            <w:pStyle w:val="FF0358B249E24E5A90FAA2F45559DC52"/>
+          </w:pPr>
+          <w:r>
+            <w:rPr>
+              <w:rStyle w:val="a3"/>
+            </w:rPr>
+            <w:t>Место для ввода текста.</w:t>
+          </w:r>
+        </w:p>
+      </w:docPartBody>
+    </w:docPart>
   </w:docParts>
 </w:glossaryDocument>
 </file>
 
 <file path=word/glossary/fontTable.xml><?xml version="1.0" encoding="utf-8"?>
-<w:fonts xmlns:mc="http://schemas.openxmlformats.org/markup-compatibility/2006" xmlns:r="http://schemas.openxmlformats.org/officeDocument/2006/relationships" xmlns:w="http://schemas.openxmlformats.org/wordprocessingml/2006/main" xmlns:w14="http://schemas.microsoft.com/office/word/2010/wordml" xmlns:w15="http://schemas.microsoft.com/office/word/2012/wordml" xmlns:w16cid="http://schemas.microsoft.com/office/word/2016/wordml/cid" xmlns:w16se="http://schemas.microsoft.com/office/word/2015/wordml/symex" mc:Ignorable="w14 w15 w16se w16cid">
+<w:fonts xmlns:mc="http://schemas.openxmlformats.org/markup-compatibility/2006" xmlns:r="http://schemas.openxmlformats.org/officeDocument/2006/relationships" xmlns:w="http://schemas.openxmlformats.org/wordprocessingml/2006/main" xmlns:w14="http://schemas.microsoft.com/office/word/2010/wordml" xmlns:w15="http://schemas.microsoft.com/office/word/2012/wordml" mc:Ignorable="w14 w15">
   <w:font w:name="Symbol">
     <w:panose1 w:val="05050102010706020507"/>
     <w:charset w:val="02"/>
@@ -22934,23 +23069,24 @@
     <w:altName w:val="ＭＳ 明朝"/>
     <w:panose1 w:val="02020609040205080304"/>
     <w:charset w:val="80"/>
-    <w:family w:val="modern"/>
+    <w:family w:val="roman"/>
+    <w:notTrueType/>
     <w:pitch w:val="fixed"/>
-    <w:sig w:usb0="E00002FF" w:usb1="6AC7FDFB" w:usb2="08000012" w:usb3="00000000" w:csb0="0002009F" w:csb1="00000000"/>
+    <w:sig w:usb0="00000001" w:usb1="08070000" w:usb2="00000010" w:usb3="00000000" w:csb0="00020000" w:csb1="00000000"/>
   </w:font>
   <w:font w:name="Cambria">
     <w:panose1 w:val="02040503050406030204"/>
     <w:charset w:val="CC"/>
     <w:family w:val="roman"/>
     <w:pitch w:val="variable"/>
-    <w:sig w:usb0="E00006FF" w:usb1="420024FF" w:usb2="02000000" w:usb3="00000000" w:csb0="0000019F" w:csb1="00000000"/>
+    <w:sig w:usb0="E00002FF" w:usb1="400004FF" w:usb2="00000000" w:usb3="00000000" w:csb0="0000019F" w:csb1="00000000"/>
   </w:font>
   <w:font w:name="Calibri">
     <w:panose1 w:val="020F0502020204030204"/>
     <w:charset w:val="CC"/>
     <w:family w:val="swiss"/>
     <w:pitch w:val="variable"/>
-    <w:sig w:usb0="E0002EFF" w:usb1="C000247B" w:usb2="00000009" w:usb3="00000000" w:csb0="000001FF" w:csb1="00000000"/>
+    <w:sig w:usb0="E0002AFF" w:usb1="C000247B" w:usb2="00000009" w:usb3="00000000" w:csb0="000001FF" w:csb1="00000000"/>
   </w:font>
   <w:font w:name="Courier New">
     <w:panose1 w:val="02070309020205020404"/>
@@ -22985,7 +23121,7 @@
     <w:charset w:val="CC"/>
     <w:family w:val="swiss"/>
     <w:pitch w:val="variable"/>
-    <w:sig w:usb0="E0002EFF" w:usb1="C000785B" w:usb2="00000009" w:usb3="00000000" w:csb0="000001FF" w:csb1="00000000"/>
+    <w:sig w:usb0="E0002EFF" w:usb1="C0007843" w:usb2="00000009" w:usb3="00000000" w:csb0="000001FF" w:csb1="00000000"/>
   </w:font>
   <w:font w:name="Arial Narrow">
     <w:panose1 w:val="020B0606020202030204"/>
@@ -23005,9 +23141,10 @@
 </file>
 
 <file path=word/glossary/settings.xml><?xml version="1.0" encoding="utf-8"?>
-<w:settings xmlns:mc="http://schemas.openxmlformats.org/markup-compatibility/2006" xmlns:o="urn:schemas-microsoft-com:office:office" xmlns:r="http://schemas.openxmlformats.org/officeDocument/2006/relationships" xmlns:m="http://schemas.openxmlformats.org/officeDocument/2006/math" xmlns:v="urn:schemas-microsoft-com:vml" xmlns:w10="urn:schemas-microsoft-com:office:word" xmlns:w="http://schemas.openxmlformats.org/wordprocessingml/2006/main" xmlns:w14="http://schemas.microsoft.com/office/word/2010/wordml" xmlns:w15="http://schemas.microsoft.com/office/word/2012/wordml" xmlns:w16cid="http://schemas.microsoft.com/office/word/2016/wordml/cid" xmlns:w16se="http://schemas.microsoft.com/office/word/2015/wordml/symex" xmlns:sl="http://schemas.openxmlformats.org/schemaLibrary/2006/main" mc:Ignorable="w14 w15 w16se w16cid">
+<w:settings xmlns:mc="http://schemas.openxmlformats.org/markup-compatibility/2006" xmlns:o="urn:schemas-microsoft-com:office:office" xmlns:r="http://schemas.openxmlformats.org/officeDocument/2006/relationships" xmlns:m="http://schemas.openxmlformats.org/officeDocument/2006/math" xmlns:v="urn:schemas-microsoft-com:vml" xmlns:w10="urn:schemas-microsoft-com:office:word" xmlns:w="http://schemas.openxmlformats.org/wordprocessingml/2006/main" xmlns:w14="http://schemas.microsoft.com/office/word/2010/wordml" xmlns:w15="http://schemas.microsoft.com/office/word/2012/wordml" xmlns:sl="http://schemas.openxmlformats.org/schemaLibrary/2006/main" mc:Ignorable="w14 w15">
   <w:view w:val="normal"/>
   <w:defaultTabStop w:val="720"/>
+  <w:hyphenationZone w:val="425"/>
   <w:characterSpacingControl w:val="doNotCompress"/>
   <w:compat>
     <w:useFELayout/>
@@ -23016,7 +23153,6 @@
     <w:compatSetting w:name="enableOpenTypeFeatures" w:uri="http://schemas.microsoft.com/office/word" w:val="1"/>
     <w:compatSetting w:name="doNotFlipMirrorIndents" w:uri="http://schemas.microsoft.com/office/word" w:val="1"/>
     <w:compatSetting w:name="differentiateMultirowTableHeaders" w:uri="http://schemas.microsoft.com/office/word" w:val="1"/>
-    <w:compatSetting w:name="useWord2013TrackBottomHyphenation" w:uri="http://schemas.microsoft.com/office/word" w:val="0"/>
   </w:compat>
   <w:rsids>
     <w:rsidRoot w:val="00D42186"/>
@@ -23024,12 +23160,15 @@
     <w:rsid w:val="00161A70"/>
     <w:rsid w:val="00195198"/>
     <w:rsid w:val="003F6932"/>
+    <w:rsid w:val="004D3FB9"/>
     <w:rsid w:val="00604D0C"/>
     <w:rsid w:val="00867CD6"/>
+    <w:rsid w:val="008D1755"/>
     <w:rsid w:val="00B552F3"/>
     <w:rsid w:val="00C26300"/>
     <w:rsid w:val="00D42186"/>
     <w:rsid w:val="00F757C2"/>
+    <w:rsid w:val="00FD6972"/>
   </w:rsids>
   <m:mathPr>
     <m:mathFont m:val="Cambria Math"/>
@@ -23044,7 +23183,7 @@
     <m:intLim m:val="subSup"/>
     <m:naryLim m:val="undOvr"/>
   </m:mathPr>
-  <w:themeFontLang w:val="ru-UA"/>
+  <w:themeFontLang/>
   <w:clrSchemeMapping w:bg1="light1" w:t1="dark1" w:bg2="light2" w:t2="dark2" w:accent1="accent1" w:accent2="accent2" w:accent3="accent3" w:accent4="accent4" w:accent5="accent5" w:accent6="accent6" w:hyperlink="hyperlink" w:followedHyperlink="followedHyperlink"/>
   <w:decimalSymbol w:val=","/>
   <w:listSeparator w:val=";"/>
@@ -23053,14 +23192,14 @@
 </file>
 
 <file path=word/glossary/styles.xml><?xml version="1.0" encoding="utf-8"?>
-<w:styles xmlns:mc="http://schemas.openxmlformats.org/markup-compatibility/2006" xmlns:r="http://schemas.openxmlformats.org/officeDocument/2006/relationships" xmlns:w="http://schemas.openxmlformats.org/wordprocessingml/2006/main" xmlns:w14="http://schemas.microsoft.com/office/word/2010/wordml" xmlns:w15="http://schemas.microsoft.com/office/word/2012/wordml" xmlns:w16cid="http://schemas.microsoft.com/office/word/2016/wordml/cid" xmlns:w16se="http://schemas.microsoft.com/office/word/2015/wordml/symex" mc:Ignorable="w14 w15 w16se w16cid">
+<w:styles xmlns:mc="http://schemas.openxmlformats.org/markup-compatibility/2006" xmlns:r="http://schemas.openxmlformats.org/officeDocument/2006/relationships" xmlns:w="http://schemas.openxmlformats.org/wordprocessingml/2006/main" xmlns:w14="http://schemas.microsoft.com/office/word/2010/wordml" xmlns:w15="http://schemas.microsoft.com/office/word/2012/wordml" mc:Ignorable="w14 w15">
   <w:docDefaults>
     <w:rPrDefault>
       <w:rPr>
         <w:rFonts w:asciiTheme="minorHAnsi" w:eastAsiaTheme="minorEastAsia" w:hAnsiTheme="minorHAnsi" w:cstheme="minorBidi"/>
         <w:sz w:val="22"/>
         <w:szCs w:val="22"/>
-        <w:lang w:val="ru-UA" w:eastAsia="ru-UA" w:bidi="ar-SA"/>
+        <w:lang w:val="aa-ET" w:eastAsia="aa-ET" w:bidi="ar-SA"/>
       </w:rPr>
     </w:rPrDefault>
     <w:pPrDefault>
@@ -23069,7 +23208,7 @@
       </w:pPr>
     </w:pPrDefault>
   </w:docDefaults>
-  <w:latentStyles w:defLockedState="0" w:defUIPriority="99" w:defSemiHidden="0" w:defUnhideWhenUsed="0" w:defQFormat="0" w:count="375">
+  <w:latentStyles w:defLockedState="0" w:defUIPriority="99" w:defSemiHidden="0" w:defUnhideWhenUsed="0" w:defQFormat="0" w:count="371">
     <w:lsdException w:name="Normal" w:uiPriority="0" w:qFormat="1"/>
     <w:lsdException w:name="heading 1" w:uiPriority="9" w:qFormat="1"/>
     <w:lsdException w:name="heading 2" w:semiHidden="1" w:uiPriority="9" w:unhideWhenUsed="1" w:qFormat="1"/>
@@ -23441,10 +23580,6 @@
     <w:lsdException w:name="List Table 5 Dark Accent 6" w:uiPriority="50"/>
     <w:lsdException w:name="List Table 6 Colorful Accent 6" w:uiPriority="51"/>
     <w:lsdException w:name="List Table 7 Colorful Accent 6" w:uiPriority="52"/>
-    <w:lsdException w:name="Mention" w:semiHidden="1" w:unhideWhenUsed="1"/>
-    <w:lsdException w:name="Smart Hyperlink" w:semiHidden="1" w:unhideWhenUsed="1"/>
-    <w:lsdException w:name="Hashtag" w:semiHidden="1" w:unhideWhenUsed="1"/>
-    <w:lsdException w:name="Unresolved Mention" w:semiHidden="1" w:unhideWhenUsed="1"/>
   </w:latentStyles>
   <w:style w:type="paragraph" w:default="1" w:styleId="a">
     <w:name w:val="Normal"/>
@@ -23482,7 +23617,7 @@
     <w:basedOn w:val="a0"/>
     <w:uiPriority w:val="99"/>
     <w:semiHidden/>
-    <w:rsid w:val="00C26300"/>
+    <w:rsid w:val="00FD6972"/>
     <w:rPr>
       <w:color w:val="808080"/>
     </w:rPr>
@@ -23615,11 +23750,15 @@
     <w:name w:val="6A920B75A1564E5C9E7F839FA1CDDBAC"/>
     <w:rsid w:val="00C26300"/>
   </w:style>
+  <w:style w:type="paragraph" w:customStyle="1" w:styleId="FF0358B249E24E5A90FAA2F45559DC52">
+    <w:name w:val="FF0358B249E24E5A90FAA2F45559DC52"/>
+    <w:rsid w:val="00FD6972"/>
+  </w:style>
 </w:styles>
 </file>
 
 <file path=word/glossary/webSettings.xml><?xml version="1.0" encoding="utf-8"?>
-<w:webSettings xmlns:mc="http://schemas.openxmlformats.org/markup-compatibility/2006" xmlns:r="http://schemas.openxmlformats.org/officeDocument/2006/relationships" xmlns:w="http://schemas.openxmlformats.org/wordprocessingml/2006/main" xmlns:w14="http://schemas.microsoft.com/office/word/2010/wordml" xmlns:w15="http://schemas.microsoft.com/office/word/2012/wordml" xmlns:w16cid="http://schemas.microsoft.com/office/word/2016/wordml/cid" xmlns:w16se="http://schemas.microsoft.com/office/word/2015/wordml/symex" mc:Ignorable="w14 w15 w16se w16cid">
+<w:webSettings xmlns:mc="http://schemas.openxmlformats.org/markup-compatibility/2006" xmlns:r="http://schemas.openxmlformats.org/officeDocument/2006/relationships" xmlns:w="http://schemas.openxmlformats.org/wordprocessingml/2006/main" xmlns:w14="http://schemas.microsoft.com/office/word/2010/wordml" xmlns:w15="http://schemas.microsoft.com/office/word/2012/wordml" mc:Ignorable="w14 w15">
   <w:optimizeForBrowser/>
   <w:allowPNG/>
 </w:webSettings>
@@ -23925,7 +24064,7 @@
 </file>
 
 <file path=customXml/itemProps1.xml><?xml version="1.0" encoding="utf-8"?>
-<ds:datastoreItem xmlns:ds="http://schemas.openxmlformats.org/officeDocument/2006/customXml" ds:itemID="{58F9C89F-955C-46FF-BC14-61616928E560}">
+<ds:datastoreItem xmlns:ds="http://schemas.openxmlformats.org/officeDocument/2006/customXml" ds:itemID="{B38BE68A-A11A-48A1-8BE0-9118B586F236}">
   <ds:schemaRefs>
     <ds:schemaRef ds:uri="http://schemas.openxmlformats.org/officeDocument/2006/bibliography"/>
   </ds:schemaRefs>
